--- a/PlantillaInformeProyIntermodular_DAM2526.docx
+++ b/PlantillaInformeProyIntermodular_DAM2526.docx
@@ -21,7 +21,7 @@
     </w:p>
     <w:tbl>
       <w:tblPr>
-        <w:tblStyle w:val="a6"/>
+        <w:tblStyle w:val="7"/>
         <w:tblW w:w="8494" w:type="dxa"/>
         <w:tblInd w:w="0" w:type="dxa"/>
         <w:tblBorders>
@@ -2209,17 +2209,6 @@
     </w:p>
     <w:p>
       <w:pPr>
-        <w:rPr>
-          <w:b/>
-          <w:bCs/>
-          <w:color w:val="00B0F0"/>
-          <w:sz w:val="32"/>
-          <w:szCs w:val="32"/>
-        </w:rPr>
-      </w:pPr>
-    </w:p>
-    <w:p>
-      <w:pPr>
         <w:pStyle w:val="Ttulo1"/>
         <w:numPr>
           <w:ilvl w:val="0"/>
@@ -2231,6 +2220,7 @@
       </w:pPr>
       <w:bookmarkStart w:id="1" w:name="_Toc225433568"/>
       <w:r>
+        <w:lastRenderedPageBreak/>
         <w:t>Introducción</w:t>
       </w:r>
       <w:bookmarkEnd w:id="1"/>
@@ -2543,6 +2533,7 @@
       </w:pPr>
       <w:bookmarkStart w:id="2" w:name="_Toc225433569"/>
       <w:r>
+        <w:lastRenderedPageBreak/>
         <w:t>Fase de Análisis</w:t>
       </w:r>
       <w:bookmarkEnd w:id="2"/>
@@ -2747,21 +2738,7 @@
         <w:rPr>
           <w:rFonts w:asciiTheme="minorHAnsi" w:hAnsiTheme="minorHAnsi" w:cstheme="minorHAnsi"/>
         </w:rPr>
-        <w:t xml:space="preserve">, recomendaciones según la ubicación del dispositivo y enlazado con la ruta en </w:t>
-      </w:r>
-      <w:proofErr w:type="spellStart"/>
-      <w:r>
-        <w:rPr>
-          <w:rFonts w:asciiTheme="minorHAnsi" w:hAnsiTheme="minorHAnsi" w:cstheme="minorHAnsi"/>
-        </w:rPr>
-        <w:t>Maps</w:t>
-      </w:r>
-      <w:proofErr w:type="spellEnd"/>
-      <w:r>
-        <w:rPr>
-          <w:rFonts w:asciiTheme="minorHAnsi" w:hAnsiTheme="minorHAnsi" w:cstheme="minorHAnsi"/>
-        </w:rPr>
-        <w:t>. La funcionalidad de</w:t>
+        <w:t>, recomendaciones según la ubicación del dispositivo y enlazado con la ruta en Maps. La funcionalidad de</w:t>
       </w:r>
       <w:r>
         <w:rPr>
@@ -11022,6 +10999,14 @@
     </w:p>
     <w:p>
       <w:pPr>
+        <w:jc w:val="both"/>
+        <w:rPr>
+          <w:color w:val="FF0000"/>
+        </w:rPr>
+      </w:pPr>
+    </w:p>
+    <w:p>
+      <w:pPr>
         <w:pStyle w:val="Ttulo2"/>
         <w:spacing w:before="0" w:after="160"/>
       </w:pPr>
@@ -11089,6 +11074,7 @@
         <w:ind w:firstLine="360"/>
       </w:pPr>
       <w:r>
+        <w:lastRenderedPageBreak/>
         <w:t>CU-02: Iniciar sesión</w:t>
       </w:r>
     </w:p>
@@ -11097,7 +11083,6 @@
         <w:ind w:firstLine="360"/>
       </w:pPr>
       <w:r>
-        <w:lastRenderedPageBreak/>
         <w:t>CU-03: Cerrar sesión</w:t>
       </w:r>
     </w:p>
@@ -11325,16 +11310,7 @@
       </w:pPr>
       <w:r>
         <w:lastRenderedPageBreak/>
-        <w:t>3.</w:t>
-      </w:r>
-      <w:r>
-        <w:t>2</w:t>
-      </w:r>
-      <w:r>
-        <w:t xml:space="preserve"> </w:t>
-      </w:r>
-      <w:r>
-        <w:t xml:space="preserve">Diseño de la persistencia </w:t>
+        <w:t xml:space="preserve">3.2 Diseño de la persistencia </w:t>
       </w:r>
     </w:p>
     <w:p>
@@ -11461,15 +11437,7 @@
         <w:t>información</w:t>
       </w:r>
       <w:r>
-        <w:t xml:space="preserve"> </w:t>
-      </w:r>
-      <w:proofErr w:type="spellStart"/>
-      <w:r>
-        <w:t>basica</w:t>
-      </w:r>
-      <w:proofErr w:type="spellEnd"/>
-      <w:r>
-        <w:t xml:space="preserve"> de cada </w:t>
+        <w:t xml:space="preserve"> basica de cada </w:t>
       </w:r>
       <w:r>
         <w:t>estación</w:t>
@@ -11481,23 +11449,7 @@
         <w:t>dirección</w:t>
       </w:r>
       <w:r>
-        <w:t xml:space="preserve">, </w:t>
-      </w:r>
-      <w:proofErr w:type="spellStart"/>
-      <w:r>
-        <w:t>localizacion</w:t>
-      </w:r>
-      <w:proofErr w:type="spellEnd"/>
-      <w:r>
-        <w:t xml:space="preserve"> </w:t>
-      </w:r>
-      <w:proofErr w:type="spellStart"/>
-      <w:r>
-        <w:t>geofracica</w:t>
-      </w:r>
-      <w:proofErr w:type="spellEnd"/>
-      <w:r>
-        <w:t xml:space="preserve"> y horario. Es el centro del sistema. </w:t>
+        <w:t xml:space="preserve">, localizacion geofracica y horario. Es el centro del sistema. </w:t>
       </w:r>
     </w:p>
     <w:p>
@@ -11549,26 +11501,23 @@
         <w:t xml:space="preserve"> </w:t>
       </w:r>
       <w:r>
-        <w:t xml:space="preserve">Almacena la evolución de los precios de cada gasolinera, con el id y la fecha como referencia, si el </w:t>
-      </w:r>
-      <w:proofErr w:type="gramStart"/>
-      <w:r>
-        <w:t xml:space="preserve">precio no </w:t>
-      </w:r>
-      <w:proofErr w:type="spellStart"/>
-      <w:r>
-        <w:t>varia</w:t>
-      </w:r>
-      <w:proofErr w:type="spellEnd"/>
-      <w:proofErr w:type="gramEnd"/>
-      <w:r>
-        <w:t xml:space="preserve"> respecto al día anterior no habrá dato, esto se controlara por código y se </w:t>
-      </w:r>
-      <w:proofErr w:type="gramStart"/>
-      <w:r>
-        <w:t>guardara</w:t>
-      </w:r>
-      <w:proofErr w:type="gramEnd"/>
+        <w:t xml:space="preserve">Almacena la evolución de los precios de cada gasolinera, con el id y la fecha como referencia, si el precio no </w:t>
+      </w:r>
+      <w:r>
+        <w:t>varía</w:t>
+      </w:r>
+      <w:r>
+        <w:t xml:space="preserve"> respecto al día anterior no habrá dato, esto se </w:t>
+      </w:r>
+      <w:r>
+        <w:t>controlará</w:t>
+      </w:r>
+      <w:r>
+        <w:t xml:space="preserve"> por código y se </w:t>
+      </w:r>
+      <w:r>
+        <w:t>guardará</w:t>
+      </w:r>
       <w:r>
         <w:t xml:space="preserve"> el ultimo almacenado en el JSON.</w:t>
       </w:r>
@@ -11654,7 +11603,6 @@
           <w:lang w:val="es-ES"/>
         </w:rPr>
       </w:pPr>
-      <w:proofErr w:type="gramStart"/>
       <w:r>
         <w:rPr>
           <w:lang w:val="es-ES"/>
@@ -11662,7 +11610,6 @@
         <w:lastRenderedPageBreak/>
         <w:t>Tabla favoritas</w:t>
       </w:r>
-      <w:proofErr w:type="gramEnd"/>
     </w:p>
     <w:p>
       <w:pPr>
@@ -11687,35 +11634,7 @@
         <w:rPr>
           <w:lang w:val="es-ES"/>
         </w:rPr>
-        <w:t xml:space="preserve">Esta tabla sirve de relación intermedia entre usuarios y gasolineras, que </w:t>
-      </w:r>
-      <w:proofErr w:type="spellStart"/>
-      <w:r>
-        <w:rPr>
-          <w:lang w:val="es-ES"/>
-        </w:rPr>
-        <w:t>seria</w:t>
-      </w:r>
-      <w:proofErr w:type="spellEnd"/>
-      <w:r>
-        <w:rPr>
-          <w:lang w:val="es-ES"/>
-        </w:rPr>
-        <w:t xml:space="preserve"> N:M, resolviéndose así de manera </w:t>
-      </w:r>
-      <w:proofErr w:type="spellStart"/>
-      <w:r>
-        <w:rPr>
-          <w:lang w:val="es-ES"/>
-        </w:rPr>
-        <w:t>mas</w:t>
-      </w:r>
-      <w:proofErr w:type="spellEnd"/>
-      <w:r>
-        <w:rPr>
-          <w:lang w:val="es-ES"/>
-        </w:rPr>
-        <w:t xml:space="preserve"> sencilla e intuitiva.</w:t>
+        <w:t>Esta tabla sirve de relación intermedia entre usuarios y gasolineras, que seria N:M, resolviéndose así de manera mas sencilla e intuitiva.</w:t>
       </w:r>
     </w:p>
     <w:p>
@@ -11987,6 +11906,492 @@
     </w:p>
     <w:p>
       <w:pPr>
+        <w:rPr>
+          <w:lang w:val="es-ES"/>
+        </w:rPr>
+      </w:pPr>
+    </w:p>
+    <w:p>
+      <w:pPr>
+        <w:pStyle w:val="Ttulo2"/>
+        <w:spacing w:before="0" w:after="160"/>
+      </w:pPr>
+      <w:r>
+        <w:lastRenderedPageBreak/>
+        <w:t>3.</w:t>
+      </w:r>
+      <w:r>
+        <w:t>3</w:t>
+      </w:r>
+      <w:r>
+        <w:t xml:space="preserve"> Diseño </w:t>
+      </w:r>
+      <w:r>
+        <w:t>del acceso a datos</w:t>
+      </w:r>
+    </w:p>
+    <w:p>
+      <w:r>
+        <w:t xml:space="preserve">El acceso a los datos remotos se ha diseñado siguiendo un enfoque optimizado para dispositivos </w:t>
+      </w:r>
+      <w:r>
+        <w:t>móviles</w:t>
+      </w:r>
+      <w:r>
+        <w:t xml:space="preserve">, evitando cargar el archivo completo en memoria, ya que </w:t>
+      </w:r>
+      <w:r>
+        <w:t>además</w:t>
+      </w:r>
+      <w:r>
+        <w:t xml:space="preserve"> este se actualiza </w:t>
+      </w:r>
+      <w:r>
+        <w:t>diariamente</w:t>
+      </w:r>
+      <w:r>
+        <w:t>.</w:t>
+      </w:r>
+    </w:p>
+    <w:p>
+      <w:r>
+        <w:t xml:space="preserve">Para ello, se ha implementado una clase especifica encargada de la descarga y procesamiento del GeoJson: </w:t>
+      </w:r>
+    </w:p>
+    <w:p>
+      <w:pPr>
+        <w:pStyle w:val="Prrafodelista"/>
+        <w:numPr>
+          <w:ilvl w:val="0"/>
+          <w:numId w:val="32"/>
+        </w:numPr>
+      </w:pPr>
+      <w:r>
+        <w:t>“</w:t>
+      </w:r>
+      <w:proofErr w:type="spellStart"/>
+      <w:r>
+        <w:t>GeoJsonDownloader</w:t>
+      </w:r>
+      <w:proofErr w:type="spellEnd"/>
+      <w:r>
+        <w:t>” realiza la conexión HTTP y obtiene el flujo de datos (</w:t>
+      </w:r>
+      <w:proofErr w:type="spellStart"/>
+      <w:r>
+        <w:t>InputStream</w:t>
+      </w:r>
+      <w:proofErr w:type="spellEnd"/>
+      <w:r>
+        <w:t xml:space="preserve">) directamente desde la red, es decir, desde </w:t>
+      </w:r>
+      <w:proofErr w:type="spellStart"/>
+      <w:r>
+        <w:t>gitHub</w:t>
+      </w:r>
+      <w:proofErr w:type="spellEnd"/>
+      <w:r>
+        <w:t>.</w:t>
+      </w:r>
+    </w:p>
+    <w:p>
+      <w:r>
+        <w:t xml:space="preserve">En lugar de convertir los datos en un String completo, se ha optado por un procesamiento en </w:t>
+      </w:r>
+      <w:proofErr w:type="spellStart"/>
+      <w:r>
+        <w:t>streaming</w:t>
+      </w:r>
+      <w:proofErr w:type="spellEnd"/>
+      <w:r>
+        <w:t xml:space="preserve"> mediante: </w:t>
+      </w:r>
+    </w:p>
+    <w:p>
+      <w:pPr>
+        <w:pStyle w:val="Prrafodelista"/>
+        <w:numPr>
+          <w:ilvl w:val="0"/>
+          <w:numId w:val="32"/>
+        </w:numPr>
+      </w:pPr>
+      <w:r>
+        <w:t>“</w:t>
+      </w:r>
+      <w:proofErr w:type="spellStart"/>
+      <w:r>
+        <w:t>JsonReader</w:t>
+      </w:r>
+      <w:proofErr w:type="spellEnd"/>
+      <w:r>
+        <w:t>” en la clase “</w:t>
+      </w:r>
+      <w:proofErr w:type="spellStart"/>
+      <w:r>
+        <w:t>GeoJsonParser</w:t>
+      </w:r>
+      <w:proofErr w:type="spellEnd"/>
+      <w:r>
+        <w:t>”</w:t>
+      </w:r>
+    </w:p>
+    <w:p>
+      <w:r>
+        <w:t xml:space="preserve">Esta </w:t>
+      </w:r>
+      <w:proofErr w:type="spellStart"/>
+      <w:r>
+        <w:t>mecanica</w:t>
+      </w:r>
+      <w:proofErr w:type="spellEnd"/>
+      <w:r>
+        <w:t xml:space="preserve"> presenta las siguientes ventajas: </w:t>
+      </w:r>
+    </w:p>
+    <w:p>
+      <w:pPr>
+        <w:pStyle w:val="Prrafodelista"/>
+        <w:numPr>
+          <w:ilvl w:val="0"/>
+          <w:numId w:val="32"/>
+        </w:numPr>
+      </w:pPr>
+      <w:r>
+        <w:t>Reduce el consumo de memoria</w:t>
+      </w:r>
+    </w:p>
+    <w:p>
+      <w:pPr>
+        <w:pStyle w:val="Prrafodelista"/>
+        <w:numPr>
+          <w:ilvl w:val="0"/>
+          <w:numId w:val="32"/>
+        </w:numPr>
+      </w:pPr>
+      <w:r>
+        <w:t xml:space="preserve">Evita el riesgo de </w:t>
+      </w:r>
+      <w:proofErr w:type="spellStart"/>
+      <w:r>
+        <w:t>OutOfMemory</w:t>
+      </w:r>
+      <w:proofErr w:type="spellEnd"/>
+      <w:r>
+        <w:t xml:space="preserve"> con archivos grandes</w:t>
+      </w:r>
+    </w:p>
+    <w:p>
+      <w:pPr>
+        <w:pStyle w:val="Prrafodelista"/>
+        <w:numPr>
+          <w:ilvl w:val="0"/>
+          <w:numId w:val="32"/>
+        </w:numPr>
+      </w:pPr>
+      <w:r>
+        <w:t>Mejora el rendimiento en móviles de gamas medias o bajas</w:t>
+      </w:r>
+    </w:p>
+    <w:p>
+      <w:pPr>
+        <w:rPr>
+          <w:lang w:val="es-ES"/>
+        </w:rPr>
+      </w:pPr>
+      <w:r>
+        <w:rPr>
+          <w:lang w:val="es-ES"/>
+        </w:rPr>
+        <w:t xml:space="preserve">El </w:t>
+      </w:r>
+      <w:proofErr w:type="spellStart"/>
+      <w:r>
+        <w:rPr>
+          <w:lang w:val="es-ES"/>
+        </w:rPr>
+        <w:t>parseo</w:t>
+      </w:r>
+      <w:proofErr w:type="spellEnd"/>
+      <w:r>
+        <w:rPr>
+          <w:lang w:val="es-ES"/>
+        </w:rPr>
+        <w:t xml:space="preserve"> se realiza de forma progresiva, leyendo únicamente los campos necesarios:</w:t>
+      </w:r>
+    </w:p>
+    <w:p>
+      <w:pPr>
+        <w:numPr>
+          <w:ilvl w:val="0"/>
+          <w:numId w:val="33"/>
+        </w:numPr>
+        <w:rPr>
+          <w:lang w:val="es-ES"/>
+        </w:rPr>
+      </w:pPr>
+      <w:r>
+        <w:rPr>
+          <w:lang w:val="es-ES"/>
+        </w:rPr>
+        <w:t xml:space="preserve">Datos de identificación (id, rotulo) </w:t>
+      </w:r>
+    </w:p>
+    <w:p>
+      <w:pPr>
+        <w:numPr>
+          <w:ilvl w:val="0"/>
+          <w:numId w:val="33"/>
+        </w:numPr>
+        <w:rPr>
+          <w:lang w:val="es-ES"/>
+        </w:rPr>
+      </w:pPr>
+      <w:r>
+        <w:rPr>
+          <w:lang w:val="es-ES"/>
+        </w:rPr>
+        <w:t xml:space="preserve">Ubicación (latitud, longitud) </w:t>
+      </w:r>
+    </w:p>
+    <w:p>
+      <w:pPr>
+        <w:numPr>
+          <w:ilvl w:val="0"/>
+          <w:numId w:val="33"/>
+        </w:numPr>
+        <w:rPr>
+          <w:lang w:val="es-ES"/>
+        </w:rPr>
+      </w:pPr>
+      <w:r>
+        <w:rPr>
+          <w:lang w:val="es-ES"/>
+        </w:rPr>
+        <w:t>Precios de carburante</w:t>
+      </w:r>
+    </w:p>
+    <w:p>
+      <w:pPr>
+        <w:rPr>
+          <w:lang w:val="es-ES"/>
+        </w:rPr>
+      </w:pPr>
+      <w:r>
+        <w:rPr>
+          <w:lang w:val="es-ES"/>
+        </w:rPr>
+        <w:t>Toda la información “basura” se descarta durante el proceso, reduciendo el coste de cómputo.</w:t>
+      </w:r>
+    </w:p>
+    <w:p>
+      <w:pPr>
+        <w:rPr>
+          <w:lang w:val="es-ES"/>
+        </w:rPr>
+      </w:pPr>
+    </w:p>
+    <w:p>
+      <w:pPr>
+        <w:pStyle w:val="Ttulo2"/>
+        <w:spacing w:before="0" w:after="160"/>
+      </w:pPr>
+      <w:r>
+        <w:t>3.</w:t>
+      </w:r>
+      <w:r>
+        <w:t>4</w:t>
+      </w:r>
+      <w:r>
+        <w:t xml:space="preserve"> Diseño del </w:t>
+      </w:r>
+      <w:r>
+        <w:t>mapa</w:t>
+      </w:r>
+    </w:p>
+    <w:p>
+      <w:r>
+        <w:t xml:space="preserve">La interfaz principal de la aplicación se basa en la representación de datos geográficos mediante Google </w:t>
+      </w:r>
+      <w:proofErr w:type="spellStart"/>
+      <w:r>
+        <w:t>Maps</w:t>
+      </w:r>
+      <w:proofErr w:type="spellEnd"/>
+      <w:r>
+        <w:t>.</w:t>
+      </w:r>
+    </w:p>
+    <w:p>
+      <w:r>
+        <w:t xml:space="preserve">El componente central es </w:t>
+      </w:r>
+      <w:proofErr w:type="spellStart"/>
+      <w:r>
+        <w:t>MapaActivity</w:t>
+      </w:r>
+      <w:proofErr w:type="spellEnd"/>
+      <w:r>
+        <w:t xml:space="preserve"> y se encarga de: </w:t>
+      </w:r>
+    </w:p>
+    <w:p>
+      <w:pPr>
+        <w:pStyle w:val="Prrafodelista"/>
+        <w:numPr>
+          <w:ilvl w:val="0"/>
+          <w:numId w:val="34"/>
+        </w:numPr>
+      </w:pPr>
+      <w:r>
+        <w:t>Inicializar el mapa</w:t>
+      </w:r>
+    </w:p>
+    <w:p>
+      <w:pPr>
+        <w:pStyle w:val="Prrafodelista"/>
+        <w:numPr>
+          <w:ilvl w:val="0"/>
+          <w:numId w:val="34"/>
+        </w:numPr>
+      </w:pPr>
+      <w:r>
+        <w:t>Gestionar la interacción del usuario</w:t>
+      </w:r>
+    </w:p>
+    <w:p>
+      <w:pPr>
+        <w:pStyle w:val="Prrafodelista"/>
+        <w:numPr>
+          <w:ilvl w:val="0"/>
+          <w:numId w:val="34"/>
+        </w:numPr>
+      </w:pPr>
+      <w:r>
+        <w:t>Coordinar la carga de datos mediante el “</w:t>
+      </w:r>
+      <w:proofErr w:type="spellStart"/>
+      <w:r>
+        <w:t>ViewModel</w:t>
+      </w:r>
+      <w:proofErr w:type="spellEnd"/>
+      <w:r>
+        <w:t>”</w:t>
+      </w:r>
+    </w:p>
+    <w:p>
+      <w:r>
+        <w:t>Para evitar bloqueos en la interfaz, la carga de datos se delega a la clase “</w:t>
+      </w:r>
+      <w:proofErr w:type="spellStart"/>
+      <w:r>
+        <w:t>MapaViewModel</w:t>
+      </w:r>
+      <w:proofErr w:type="spellEnd"/>
+      <w:r>
+        <w:t>”, que ejecuta las operaciones de red en un hilo secundario, evitando así bloqueos en la interfaz de usuario,  mediante un “</w:t>
+      </w:r>
+      <w:proofErr w:type="spellStart"/>
+      <w:r>
+        <w:t>ExecutorService</w:t>
+      </w:r>
+      <w:proofErr w:type="spellEnd"/>
+      <w:r>
+        <w:t>” .</w:t>
+      </w:r>
+    </w:p>
+    <w:p>
+      <w:r>
+        <w:t xml:space="preserve">Además, para la gestión de datos entre la lógica y la interfaz </w:t>
+      </w:r>
+      <w:r>
+        <w:t>se ha utilizado “</w:t>
+      </w:r>
+      <w:proofErr w:type="spellStart"/>
+      <w:r>
+        <w:t>LiveData</w:t>
+      </w:r>
+      <w:proofErr w:type="spellEnd"/>
+      <w:r>
+        <w:t xml:space="preserve">”, que es un componente de Android para observar datos y reaccionar </w:t>
+      </w:r>
+      <w:r>
+        <w:t>automáticamente</w:t>
+      </w:r>
+      <w:r>
+        <w:t xml:space="preserve"> cuando estos </w:t>
+      </w:r>
+      <w:r>
+        <w:lastRenderedPageBreak/>
+        <w:t xml:space="preserve">cambian, </w:t>
+      </w:r>
+      <w:r>
+        <w:t>así</w:t>
+      </w:r>
+      <w:r>
+        <w:t xml:space="preserve"> se gestiona el notificar a la UI cuando los datos </w:t>
+      </w:r>
+      <w:r>
+        <w:t>están</w:t>
+      </w:r>
+      <w:r>
+        <w:t xml:space="preserve"> disponibles y </w:t>
+      </w:r>
+      <w:r>
+        <w:t>también</w:t>
+      </w:r>
+      <w:r>
+        <w:t xml:space="preserve"> evita recargas innecesarias de datos al rotar la pantalla</w:t>
+      </w:r>
+      <w:r>
+        <w:t>.</w:t>
+      </w:r>
+    </w:p>
+    <w:p>
+      <w:r>
+        <w:t>Este componente evita problemas de fugas de memoria o actualizaciones de la interfaz cuando no es el momento, por ejemplo, cuando no está en primer plano, actualizando el mapa automáticamente sin bloquear la aplicación.</w:t>
+      </w:r>
+    </w:p>
+    <w:p/>
+    <w:p>
+      <w:pPr>
+        <w:pStyle w:val="Ttulo2"/>
+        <w:spacing w:before="0" w:after="160"/>
+      </w:pPr>
+      <w:r>
+        <w:t>3.</w:t>
+      </w:r>
+      <w:r>
+        <w:t>5</w:t>
+      </w:r>
+      <w:r>
+        <w:t xml:space="preserve"> Diseño del </w:t>
+      </w:r>
+      <w:r>
+        <w:t xml:space="preserve">sistema </w:t>
+      </w:r>
+      <w:proofErr w:type="spellStart"/>
+      <w:r>
+        <w:t>clustering</w:t>
+      </w:r>
+      <w:proofErr w:type="spellEnd"/>
+    </w:p>
+    <w:p>
+      <w:pPr>
+        <w:rPr>
+          <w:lang w:val="es-ES"/>
+        </w:rPr>
+      </w:pPr>
+    </w:p>
+    <w:p/>
+    <w:p>
+      <w:pPr>
+        <w:rPr>
+          <w:lang w:val="es-ES"/>
+        </w:rPr>
+      </w:pPr>
+    </w:p>
+    <w:p>
+      <w:pPr>
         <w:pStyle w:val="Ttulo1"/>
         <w:numPr>
           <w:ilvl w:val="0"/>
@@ -11998,7 +12403,6 @@
       </w:pPr>
       <w:bookmarkStart w:id="13" w:name="_Toc225433578"/>
       <w:r>
-        <w:lastRenderedPageBreak/>
         <w:t>Fase de Pruebas</w:t>
       </w:r>
       <w:bookmarkEnd w:id="13"/>
@@ -12248,22 +12652,14 @@
         <w:rPr>
           <w:color w:val="000000"/>
         </w:rPr>
-        <w:t xml:space="preserve">En esta sección se expondrán los requisitos mínimos y se </w:t>
-      </w:r>
-      <w:proofErr w:type="gramStart"/>
+        <w:t xml:space="preserve">En esta sección se expondrán los requisitos mínimos y se hará mención </w:t>
+      </w:r>
       <w:r>
         <w:rPr>
           <w:color w:val="000000"/>
         </w:rPr>
-        <w:t xml:space="preserve">hará mención </w:t>
-      </w:r>
-      <w:r>
-        <w:rPr>
-          <w:color w:val="000000"/>
-        </w:rPr>
         <w:t>de</w:t>
       </w:r>
-      <w:proofErr w:type="gramEnd"/>
       <w:r>
         <w:rPr>
           <w:color w:val="000000"/>
@@ -12319,6 +12715,7 @@
       </w:pPr>
       <w:bookmarkStart w:id="16" w:name="_Toc225433581"/>
       <w:r>
+        <w:lastRenderedPageBreak/>
         <w:t>Conclusiones</w:t>
       </w:r>
       <w:bookmarkEnd w:id="16"/>
@@ -12395,7 +12792,6 @@
       </w:pPr>
       <w:bookmarkStart w:id="17" w:name="_Toc225433582"/>
       <w:r>
-        <w:lastRenderedPageBreak/>
         <w:t>Bibliografía</w:t>
       </w:r>
       <w:bookmarkEnd w:id="17"/>
@@ -12708,6 +13104,7 @@
           <w:rStyle w:val="whitespace-normal"/>
           <w:lang w:val="en-US"/>
         </w:rPr>
+        <w:lastRenderedPageBreak/>
         <w:t>Stack Overflow</w:t>
       </w:r>
       <w:r>
@@ -12829,7 +13226,7 @@
       </w:pPr>
       <w:r>
         <w:pict w14:anchorId="68C20269">
-          <v:rect id="_x0000_i1149" style="width:0;height:1.5pt" o:hralign="center" o:hrstd="t" o:hr="t" fillcolor="#a0a0a0" stroked="f"/>
+          <v:rect id="_x0000_i1025" style="width:0;height:1.5pt" o:hralign="center" o:hrstd="t" o:hr="t" fillcolor="#a0a0a0" stroked="f"/>
         </w:pict>
       </w:r>
     </w:p>
@@ -12847,7 +13244,6 @@
           <w:sz w:val="24"/>
           <w:szCs w:val="24"/>
         </w:rPr>
-        <w:lastRenderedPageBreak/>
         <w:t xml:space="preserve">8.3 </w:t>
       </w:r>
       <w:r>
@@ -12880,30 +13276,8 @@
         <w:rPr>
           <w:rStyle w:val="nfasis"/>
         </w:rPr>
-        <w:t xml:space="preserve">Selenium Java Tutorial </w:t>
-      </w:r>
-      <w:proofErr w:type="spellStart"/>
-      <w:r>
-        <w:rPr>
-          <w:rStyle w:val="nfasis"/>
-        </w:rPr>
-        <w:t>for</w:t>
-      </w:r>
-      <w:proofErr w:type="spellEnd"/>
-      <w:r>
-        <w:rPr>
-          <w:rStyle w:val="nfasis"/>
-        </w:rPr>
-        <w:t xml:space="preserve"> </w:t>
-      </w:r>
-      <w:proofErr w:type="spellStart"/>
-      <w:r>
-        <w:rPr>
-          <w:rStyle w:val="nfasis"/>
-        </w:rPr>
-        <w:t>Beginners</w:t>
-      </w:r>
-      <w:proofErr w:type="spellEnd"/>
+        <w:t>Selenium Java Tutorial for Beginners</w:t>
+      </w:r>
       <w:r>
         <w:br/>
       </w:r>
@@ -12950,21 +13324,7 @@
             <w:rStyle w:val="Hipervnculo"/>
             <w:lang w:val="en-US"/>
           </w:rPr>
-          <w:t>https://www.youtube.com/watch?v=j7</w:t>
-        </w:r>
-        <w:r>
-          <w:rPr>
-            <w:rStyle w:val="Hipervnculo"/>
-            <w:lang w:val="en-US"/>
-          </w:rPr>
-          <w:t>V</w:t>
-        </w:r>
-        <w:r>
-          <w:rPr>
-            <w:rStyle w:val="Hipervnculo"/>
-            <w:lang w:val="en-US"/>
-          </w:rPr>
-          <w:t>ZsCCnptM</w:t>
+          <w:t>https://www.youtube.com/watch?v=j7VZsCCnptM</w:t>
         </w:r>
       </w:hyperlink>
     </w:p>
@@ -13098,6 +13458,9 @@
     <w:p>
       <w:pPr>
         <w:spacing w:after="0"/>
+        <w:rPr>
+          <w:lang w:val="en-US"/>
+        </w:rPr>
       </w:pPr>
     </w:p>
     <w:p>
@@ -13133,14 +13496,12 @@
         </w:numPr>
         <w:spacing w:before="100" w:beforeAutospacing="1" w:after="100" w:afterAutospacing="1" w:line="240" w:lineRule="auto"/>
       </w:pPr>
-      <w:proofErr w:type="spellStart"/>
       <w:r>
         <w:rPr>
           <w:rStyle w:val="whitespace-normal"/>
         </w:rPr>
         <w:t>ChatGPT</w:t>
       </w:r>
-      <w:proofErr w:type="spellEnd"/>
       <w:r>
         <w:br/>
       </w:r>
@@ -13210,6 +13571,7 @@
       </w:pPr>
       <w:bookmarkStart w:id="23" w:name="_Toc225433588"/>
       <w:r>
+        <w:lastRenderedPageBreak/>
         <w:t>ANEXOS</w:t>
       </w:r>
       <w:bookmarkEnd w:id="23"/>
@@ -13469,21 +13831,7 @@
               <w:rPr>
                 <w:color w:val="000000"/>
               </w:rPr>
-              <w:t xml:space="preserve">Diseño e implementación del sistema de obtención de datos mediante Selenium en Java, incluyendo configuración en modo </w:t>
-            </w:r>
-            <w:proofErr w:type="spellStart"/>
-            <w:r>
-              <w:rPr>
-                <w:color w:val="000000"/>
-              </w:rPr>
-              <w:t>headless</w:t>
-            </w:r>
-            <w:proofErr w:type="spellEnd"/>
-            <w:r>
-              <w:rPr>
-                <w:color w:val="000000"/>
-              </w:rPr>
-              <w:t xml:space="preserve"> y ejecución en entorno Linux</w:t>
+              <w:t>Diseño e implementación del sistema de obtención de datos mediante Selenium en Java, incluyendo configuración en modo headless y ejecución en entorno Linux</w:t>
             </w:r>
           </w:p>
         </w:tc>
@@ -13523,16 +13871,8 @@
               <w:rPr>
                 <w:color w:val="000000"/>
               </w:rPr>
-              <w:t xml:space="preserve">Desarrollo del pipeline automatizado con GitHub Actions para la ejecución periódica del proyecto, generación de archivos y gestión de </w:t>
-            </w:r>
-            <w:proofErr w:type="spellStart"/>
-            <w:r>
-              <w:rPr>
-                <w:color w:val="000000"/>
-              </w:rPr>
-              <w:t>commits</w:t>
-            </w:r>
-            <w:proofErr w:type="spellEnd"/>
+              <w:t>Desarrollo del pipeline automatizado con GitHub Actions para la ejecución periódica del proyecto, generación de archivos y gestión de commits</w:t>
+            </w:r>
             <w:r>
               <w:rPr>
                 <w:color w:val="000000"/>
@@ -13574,22 +13914,14 @@
               <w:rPr>
                 <w:color w:val="000000"/>
               </w:rPr>
-              <w:t xml:space="preserve"> y</w:t>
-            </w:r>
-            <w:r>
-              <w:rPr>
-                <w:color w:val="000000"/>
-              </w:rPr>
-              <w:t xml:space="preserve"> datos </w:t>
-            </w:r>
-            <w:proofErr w:type="spellStart"/>
-            <w:r>
-              <w:rPr>
-                <w:color w:val="000000"/>
-              </w:rPr>
-              <w:t>historicos</w:t>
-            </w:r>
-            <w:proofErr w:type="spellEnd"/>
+              <w:t xml:space="preserve"> y datos </w:t>
+            </w:r>
+            <w:r>
+              <w:rPr>
+                <w:color w:val="000000"/>
+              </w:rPr>
+              <w:t>históricos</w:t>
+            </w:r>
           </w:p>
         </w:tc>
         <w:tc>
@@ -13655,6 +13987,102 @@
           </w:p>
         </w:tc>
       </w:tr>
+      <w:tr>
+        <w:tc>
+          <w:tcPr>
+            <w:tcW w:w="6516" w:type="dxa"/>
+          </w:tcPr>
+          <w:p>
+            <w:pPr>
+              <w:tabs>
+                <w:tab w:val="left" w:pos="1502"/>
+              </w:tabs>
+              <w:jc w:val="both"/>
+              <w:rPr>
+                <w:color w:val="000000"/>
+              </w:rPr>
+            </w:pPr>
+            <w:r>
+              <w:rPr>
+                <w:color w:val="000000"/>
+              </w:rPr>
+              <w:t>Recuperación del GeoJson desde java creando la lista de objetos “Gasolinera”</w:t>
+            </w:r>
+          </w:p>
+        </w:tc>
+        <w:tc>
+          <w:tcPr>
+            <w:tcW w:w="2126" w:type="dxa"/>
+          </w:tcPr>
+          <w:p>
+            <w:pPr>
+              <w:jc w:val="both"/>
+              <w:rPr>
+                <w:color w:val="000000"/>
+              </w:rPr>
+            </w:pPr>
+            <w:r>
+              <w:rPr>
+                <w:color w:val="000000"/>
+              </w:rPr>
+              <w:t>Diego Miguel Moya</w:t>
+            </w:r>
+          </w:p>
+        </w:tc>
+      </w:tr>
+      <w:tr>
+        <w:tc>
+          <w:tcPr>
+            <w:tcW w:w="6516" w:type="dxa"/>
+          </w:tcPr>
+          <w:p>
+            <w:pPr>
+              <w:tabs>
+                <w:tab w:val="left" w:pos="1502"/>
+              </w:tabs>
+              <w:jc w:val="both"/>
+              <w:rPr>
+                <w:color w:val="000000"/>
+                <w:lang w:val="es-ES"/>
+              </w:rPr>
+            </w:pPr>
+            <w:r>
+              <w:rPr>
+                <w:color w:val="000000"/>
+                <w:lang w:val="es-ES"/>
+              </w:rPr>
+              <w:t>Mapa: ApiKey Google Maps, primeras pru</w:t>
+            </w:r>
+            <w:r>
+              <w:rPr>
+                <w:color w:val="000000"/>
+                <w:lang w:val="es-ES"/>
+              </w:rPr>
+              <w:t xml:space="preserve">ebas y agrupación de los elementos con “Cluster” </w:t>
+            </w:r>
+          </w:p>
+        </w:tc>
+        <w:tc>
+          <w:tcPr>
+            <w:tcW w:w="2126" w:type="dxa"/>
+          </w:tcPr>
+          <w:p>
+            <w:pPr>
+              <w:jc w:val="both"/>
+              <w:rPr>
+                <w:color w:val="000000"/>
+                <w:lang w:val="es-ES"/>
+              </w:rPr>
+            </w:pPr>
+            <w:r>
+              <w:rPr>
+                <w:color w:val="000000"/>
+              </w:rPr>
+              <w:t>Diego Miguel Moya</w:t>
+            </w:r>
+          </w:p>
+        </w:tc>
+      </w:tr>
     </w:tbl>
     <w:p>
       <w:pPr>
@@ -13669,23 +14097,7 @@
           <w:i/>
           <w:color w:val="000000"/>
         </w:rPr>
-        <w:t xml:space="preserve">*Los posibles valores de esta columna son: Nombre Alumno1, Nombre Alumno2 </w:t>
-      </w:r>
-      <w:proofErr w:type="spellStart"/>
-      <w:r>
-        <w:rPr>
-          <w:i/>
-          <w:color w:val="000000"/>
-        </w:rPr>
-        <w:t>ó</w:t>
-      </w:r>
-      <w:proofErr w:type="spellEnd"/>
-      <w:r>
-        <w:rPr>
-          <w:i/>
-          <w:color w:val="000000"/>
-        </w:rPr>
-        <w:t xml:space="preserve"> AMBOS. </w:t>
+        <w:t xml:space="preserve">*Los posibles valores de esta columna son: Nombre Alumno1, Nombre Alumno2 ó AMBOS. </w:t>
       </w:r>
     </w:p>
     <w:p>
@@ -13865,7 +14277,6 @@
         </w:rPr>
         <w:t xml:space="preserve">Reporte razonado de </w:t>
       </w:r>
-      <w:proofErr w:type="spellStart"/>
       <w:r>
         <w:rPr>
           <w:b/>
@@ -13874,7 +14285,6 @@
         </w:rPr>
         <w:t>prompts</w:t>
       </w:r>
-      <w:proofErr w:type="spellEnd"/>
       <w:r>
         <w:rPr>
           <w:b/>
@@ -13888,7 +14298,6 @@
         </w:rPr>
         <w:t xml:space="preserve"> Incluir </w:t>
       </w:r>
-      <w:proofErr w:type="spellStart"/>
       <w:r>
         <w:rPr>
           <w:i/>
@@ -13896,7 +14305,6 @@
         </w:rPr>
         <w:t>prompts</w:t>
       </w:r>
-      <w:proofErr w:type="spellEnd"/>
       <w:r>
         <w:rPr>
           <w:color w:val="FF0000"/>
@@ -13997,20 +14405,53 @@
           <w:lang w:val="es-ES"/>
         </w:rPr>
       </w:pPr>
-      <w:proofErr w:type="spellStart"/>
       <w:r>
         <w:rPr>
           <w:lang w:val="es-ES"/>
         </w:rPr>
         <w:t>ChatGPT</w:t>
       </w:r>
-      <w:proofErr w:type="spellEnd"/>
       <w:r>
         <w:rPr>
           <w:lang w:val="es-ES"/>
         </w:rPr>
         <w:br/>
         <w:t>Utilizada como herramienta principal de apoyo técnico para la resolución de problemas, generación de código, diseño de arquitectura y depuración.</w:t>
+      </w:r>
+    </w:p>
+    <w:p>
+      <w:pPr>
+        <w:numPr>
+          <w:ilvl w:val="0"/>
+          <w:numId w:val="12"/>
+        </w:numPr>
+        <w:jc w:val="both"/>
+        <w:rPr>
+          <w:lang w:val="es-ES"/>
+        </w:rPr>
+      </w:pPr>
+      <w:proofErr w:type="spellStart"/>
+      <w:r>
+        <w:rPr>
+          <w:lang w:val="es-ES"/>
+        </w:rPr>
+        <w:t>Antigravity</w:t>
+      </w:r>
+      <w:proofErr w:type="spellEnd"/>
+    </w:p>
+    <w:p>
+      <w:pPr>
+        <w:ind w:left="720"/>
+        <w:jc w:val="both"/>
+        <w:rPr>
+          <w:lang w:val="es-ES"/>
+        </w:rPr>
+      </w:pPr>
+      <w:r>
+        <w:rPr>
+          <w:lang w:val="es-ES"/>
+        </w:rPr>
+        <w:t>Usada para buscar problemas de rendimiento, optimización y mejora del código.</w:t>
       </w:r>
     </w:p>
     <w:p>
@@ -14139,16 +14580,8 @@
         <w:rPr>
           <w:lang w:val="es-ES"/>
         </w:rPr>
-        <w:t xml:space="preserve">Ejecución en modo </w:t>
-      </w:r>
-      <w:proofErr w:type="spellStart"/>
-      <w:r>
-        <w:rPr>
-          <w:lang w:val="es-ES"/>
-        </w:rPr>
-        <w:t>headless</w:t>
-      </w:r>
-      <w:proofErr w:type="spellEnd"/>
+        <w:t>Ejecución en modo headless</w:t>
+      </w:r>
       <w:r>
         <w:rPr>
           <w:lang w:val="es-ES"/>
@@ -14211,21 +14644,7 @@
         <w:rPr>
           <w:lang w:val="es-ES"/>
         </w:rPr>
-        <w:t xml:space="preserve">Se empleó IA para configurar </w:t>
-      </w:r>
-      <w:proofErr w:type="spellStart"/>
-      <w:r>
-        <w:rPr>
-          <w:lang w:val="es-ES"/>
-        </w:rPr>
-        <w:t>workflows</w:t>
-      </w:r>
-      <w:proofErr w:type="spellEnd"/>
-      <w:r>
-        <w:rPr>
-          <w:lang w:val="es-ES"/>
-        </w:rPr>
-        <w:t xml:space="preserve"> en GitHub Actions:</w:t>
+        <w:t>Se empleó IA para configurar workflows en GitHub Actions:</w:t>
       </w:r>
     </w:p>
     <w:p>
@@ -14243,6 +14662,7 @@
         <w:rPr>
           <w:lang w:val="es-ES"/>
         </w:rPr>
+        <w:lastRenderedPageBreak/>
         <w:t xml:space="preserve">Ejecución automática diaria </w:t>
       </w:r>
     </w:p>
@@ -14279,22 +14699,7 @@
         <w:rPr>
           <w:lang w:val="es-ES"/>
         </w:rPr>
-        <w:lastRenderedPageBreak/>
-        <w:t xml:space="preserve">Gestión de </w:t>
-      </w:r>
-      <w:proofErr w:type="spellStart"/>
-      <w:r>
-        <w:rPr>
-          <w:lang w:val="es-ES"/>
-        </w:rPr>
-        <w:t>commits</w:t>
-      </w:r>
-      <w:proofErr w:type="spellEnd"/>
-      <w:r>
-        <w:rPr>
-          <w:lang w:val="es-ES"/>
-        </w:rPr>
-        <w:t xml:space="preserve"> condicionales </w:t>
+        <w:t xml:space="preserve">Gestión de commits condicionales </w:t>
       </w:r>
     </w:p>
     <w:p>
@@ -14340,21 +14745,7 @@
         <w:rPr>
           <w:lang w:val="es-ES"/>
         </w:rPr>
-        <w:t xml:space="preserve">La IA sugirió el uso de GeoJSON como formato óptimo para representar datos geográficos en la </w:t>
-      </w:r>
-      <w:proofErr w:type="gramStart"/>
-      <w:r>
-        <w:rPr>
-          <w:lang w:val="es-ES"/>
-        </w:rPr>
-        <w:t>app</w:t>
-      </w:r>
-      <w:proofErr w:type="gramEnd"/>
-      <w:r>
-        <w:rPr>
-          <w:lang w:val="es-ES"/>
-        </w:rPr>
-        <w:t xml:space="preserve"> Android, lo cual no formaba parte del planteamiento inicial.</w:t>
+        <w:t>La IA sugirió el uso de GeoJSON como formato óptimo para representar datos geográficos en la app Android, lo cual no formaba parte del planteamiento inicial.</w:t>
       </w:r>
     </w:p>
     <w:p>
@@ -14392,16 +14783,8 @@
         <w:rPr>
           <w:lang w:val="es-ES"/>
         </w:rPr>
-        <w:t xml:space="preserve">y el funcionamiento en </w:t>
-      </w:r>
-      <w:proofErr w:type="spellStart"/>
-      <w:r>
-        <w:rPr>
-          <w:lang w:val="es-ES"/>
-        </w:rPr>
-        <w:t>youtube</w:t>
-      </w:r>
-      <w:proofErr w:type="spellEnd"/>
+        <w:t>y el funcionamiento en youtube</w:t>
+      </w:r>
     </w:p>
     <w:p>
       <w:pPr>
@@ -14468,25 +14851,7 @@
           <w:bCs/>
           <w:lang w:val="es-ES"/>
         </w:rPr>
-        <w:t xml:space="preserve"> Desarrollo de la </w:t>
-      </w:r>
-      <w:proofErr w:type="gramStart"/>
-      <w:r>
-        <w:rPr>
-          <w:b/>
-          <w:bCs/>
-          <w:lang w:val="es-ES"/>
-        </w:rPr>
-        <w:t>app</w:t>
-      </w:r>
-      <w:proofErr w:type="gramEnd"/>
-      <w:r>
-        <w:rPr>
-          <w:b/>
-          <w:bCs/>
-          <w:lang w:val="es-ES"/>
-        </w:rPr>
-        <w:t xml:space="preserve"> Android</w:t>
+        <w:t xml:space="preserve"> Desarrollo de la app Android</w:t>
       </w:r>
     </w:p>
     <w:p>
@@ -14630,21 +14995,7 @@
         <w:rPr>
           <w:lang w:val="es-ES"/>
         </w:rPr>
-        <w:t>Detectar errores en coordenadas (latitud/</w:t>
-      </w:r>
-      <w:proofErr w:type="gramStart"/>
-      <w:r>
-        <w:rPr>
-          <w:lang w:val="es-ES"/>
-        </w:rPr>
-        <w:t>longitud incorrectas</w:t>
-      </w:r>
-      <w:proofErr w:type="gramEnd"/>
-      <w:r>
-        <w:rPr>
-          <w:lang w:val="es-ES"/>
-        </w:rPr>
-        <w:t xml:space="preserve">) </w:t>
+        <w:t xml:space="preserve">Detectar errores en coordenadas (latitud/longitud incorrectas) </w:t>
       </w:r>
     </w:p>
     <w:p>
@@ -14662,49 +15013,13 @@
         <w:rPr>
           <w:lang w:val="es-ES"/>
         </w:rPr>
-        <w:t xml:space="preserve">Mejorar el </w:t>
-      </w:r>
-      <w:proofErr w:type="spellStart"/>
-      <w:r>
-        <w:rPr>
-          <w:lang w:val="es-ES"/>
-        </w:rPr>
-        <w:t>workflow</w:t>
-      </w:r>
-      <w:proofErr w:type="spellEnd"/>
-      <w:r>
-        <w:rPr>
-          <w:lang w:val="es-ES"/>
-        </w:rPr>
-        <w:t xml:space="preserve"> .</w:t>
-      </w:r>
-      <w:proofErr w:type="spellStart"/>
-      <w:r>
-        <w:rPr>
-          <w:lang w:val="es-ES"/>
-        </w:rPr>
-        <w:t>yml</w:t>
-      </w:r>
-      <w:proofErr w:type="spellEnd"/>
-      <w:r>
-        <w:rPr>
-          <w:lang w:val="es-ES"/>
-        </w:rPr>
-        <w:t xml:space="preserve">, ya que los ejemplos encontrados y el </w:t>
-      </w:r>
-      <w:proofErr w:type="spellStart"/>
-      <w:r>
-        <w:rPr>
-          <w:lang w:val="es-ES"/>
-        </w:rPr>
-        <w:t>desconocimento</w:t>
-      </w:r>
-      <w:proofErr w:type="spellEnd"/>
-      <w:r>
-        <w:rPr>
-          <w:lang w:val="es-ES"/>
-        </w:rPr>
-        <w:t xml:space="preserve"> de la herramienta no eran suficientes para perfeccionar la tarea CI/CD</w:t>
+        <w:t>Mejorar el workflow .yml</w:t>
+      </w:r>
+      <w:r>
+        <w:rPr>
+          <w:lang w:val="es-ES"/>
+        </w:rPr>
+        <w:t>, ya que los ejemplos encontrados y el desconocimento de la herramienta no eran suficientes para perfeccionar la tarea CI/CD</w:t>
       </w:r>
     </w:p>
     <w:p>
@@ -14830,21 +15145,8 @@
         <w:rPr>
           <w:lang w:val="es-ES"/>
         </w:rPr>
-        <w:t>Propuestas de diseño de interfaz (</w:t>
-      </w:r>
-      <w:proofErr w:type="spellStart"/>
-      <w:r>
-        <w:rPr>
-          <w:lang w:val="es-ES"/>
-        </w:rPr>
-        <w:t>login</w:t>
-      </w:r>
-      <w:proofErr w:type="spellEnd"/>
-      <w:r>
-        <w:rPr>
-          <w:lang w:val="es-ES"/>
-        </w:rPr>
-        <w:t>, mapa, filtros)</w:t>
+        <w:lastRenderedPageBreak/>
+        <w:t>Propuestas de diseño de interfaz (login, mapa, filtros)</w:t>
       </w:r>
     </w:p>
     <w:p>
@@ -14870,270 +15172,379 @@
           <w:bCs/>
           <w:lang w:val="es-ES"/>
         </w:rPr>
-        <w:lastRenderedPageBreak/>
-        <w:t xml:space="preserve">3. Reporte razonado de </w:t>
-      </w:r>
-      <w:proofErr w:type="spellStart"/>
-      <w:r>
+        <w:t>3. Reporte razonado de prompts</w:t>
+      </w:r>
+    </w:p>
+    <w:p>
+      <w:pPr>
+        <w:jc w:val="both"/>
+        <w:rPr>
+          <w:lang w:val="es-ES"/>
+        </w:rPr>
+      </w:pPr>
+      <w:r>
+        <w:rPr>
+          <w:lang w:val="es-ES"/>
+        </w:rPr>
+        <w:t>Se adjuntan unos ejemplos de las notaciones aportadas a la IA para el desarrollo:</w:t>
+      </w:r>
+    </w:p>
+    <w:p>
+      <w:pPr>
+        <w:jc w:val="both"/>
+        <w:rPr>
+          <w:lang w:val="es-ES"/>
+        </w:rPr>
+      </w:pPr>
+    </w:p>
+    <w:p>
+      <w:pPr>
+        <w:jc w:val="both"/>
         <w:rPr>
           <w:b/>
           <w:bCs/>
           <w:lang w:val="es-ES"/>
         </w:rPr>
-        <w:t>prompts</w:t>
-      </w:r>
-      <w:proofErr w:type="spellEnd"/>
-    </w:p>
-    <w:p>
-      <w:pPr>
-        <w:jc w:val="both"/>
-        <w:rPr>
-          <w:lang w:val="es-ES"/>
-        </w:rPr>
-      </w:pPr>
-      <w:r>
-        <w:rPr>
-          <w:lang w:val="es-ES"/>
-        </w:rPr>
-        <w:t>Se adjuntan unos ejemplos de las notaciones aportadas a la IA para el desarrollo:</w:t>
-      </w:r>
-    </w:p>
-    <w:p>
-      <w:pPr>
-        <w:jc w:val="both"/>
-        <w:rPr>
-          <w:lang w:val="es-ES"/>
-        </w:rPr>
-      </w:pPr>
-    </w:p>
-    <w:p>
-      <w:pPr>
-        <w:jc w:val="both"/>
+      </w:pPr>
+      <w:r>
         <w:rPr>
           <w:b/>
           <w:bCs/>
           <w:lang w:val="es-ES"/>
         </w:rPr>
-      </w:pPr>
-      <w:proofErr w:type="spellStart"/>
-      <w:r>
+        <w:t>Prompt 1 — Selenium (estructura base + sintaxis)</w:t>
+      </w:r>
+    </w:p>
+    <w:p>
+      <w:pPr>
+        <w:jc w:val="both"/>
+        <w:rPr>
+          <w:lang w:val="es-ES"/>
+        </w:rPr>
+      </w:pPr>
+      <w:r>
+        <w:rPr>
+          <w:lang w:val="es-ES"/>
+        </w:rPr>
+        <w:t>“Quiero desarrollar un programa en Java usando Selenium que obtenga datos de una API pública. Dame un esquema completo del flujo (setup, driver, ejecución, cierre) y la sintaxis clave necesaria para implementar cada parte.</w:t>
+      </w:r>
+      <w:r>
+        <w:rPr>
+          <w:lang w:val="es-ES"/>
+        </w:rPr>
+        <w:t xml:space="preserve"> </w:t>
+      </w:r>
+      <w:r>
+        <w:rPr>
+          <w:lang w:val="es-ES"/>
+        </w:rPr>
+        <w:t>también</w:t>
+      </w:r>
+      <w:r>
+        <w:rPr>
+          <w:lang w:val="es-ES"/>
+        </w:rPr>
+        <w:t xml:space="preserve"> ponme  tutoriales, webs o foros representativos sobre el tema, si ves algún párrafo significativo sobre una acción importante adjúntamelo.</w:t>
+      </w:r>
+      <w:r>
+        <w:rPr>
+          <w:lang w:val="es-ES"/>
+        </w:rPr>
+        <w:t>”</w:t>
+      </w:r>
+    </w:p>
+    <w:p>
+      <w:pPr>
+        <w:jc w:val="both"/>
+        <w:rPr>
+          <w:lang w:val="es-ES"/>
+        </w:rPr>
+      </w:pPr>
+      <w:r>
+        <w:rPr>
+          <w:lang w:val="es-ES"/>
+        </w:rPr>
+        <w:t>Aportación</w:t>
+      </w:r>
+      <w:r>
+        <w:rPr>
+          <w:lang w:val="es-ES"/>
+        </w:rPr>
+        <w:t xml:space="preserve">: </w:t>
+      </w:r>
+      <w:r>
+        <w:rPr>
+          <w:lang w:val="es-ES"/>
+        </w:rPr>
+        <w:t>Permitió</w:t>
+      </w:r>
+      <w:r>
+        <w:rPr>
+          <w:lang w:val="es-ES"/>
+        </w:rPr>
+        <w:t xml:space="preserve"> conocer y comprender la estructura del scraping y las clases necesarias para estructurar el proyecto (WebDriver, ChromeOptions, etc)</w:t>
+      </w:r>
+    </w:p>
+    <w:p>
+      <w:pPr>
+        <w:jc w:val="both"/>
+        <w:rPr>
+          <w:lang w:val="es-ES"/>
+        </w:rPr>
+      </w:pPr>
+    </w:p>
+    <w:p>
+      <w:pPr>
+        <w:jc w:val="both"/>
         <w:rPr>
           <w:b/>
           <w:bCs/>
           <w:lang w:val="es-ES"/>
         </w:rPr>
-        <w:t>Prompt</w:t>
-      </w:r>
-      <w:proofErr w:type="spellEnd"/>
+      </w:pPr>
       <w:r>
         <w:rPr>
           <w:b/>
           <w:bCs/>
           <w:lang w:val="es-ES"/>
         </w:rPr>
-        <w:t xml:space="preserve"> 1 — Selenium (estructura base + sintaxis)</w:t>
-      </w:r>
-    </w:p>
-    <w:p>
-      <w:pPr>
-        <w:jc w:val="both"/>
-        <w:rPr>
-          <w:lang w:val="es-ES"/>
-        </w:rPr>
-      </w:pPr>
-      <w:r>
-        <w:rPr>
-          <w:lang w:val="es-ES"/>
-        </w:rPr>
-        <w:t>“Quiero desarrollar un programa en Java usando Selenium que obtenga datos de una API pública. Dame un esquema completo del flujo (</w:t>
-      </w:r>
-      <w:proofErr w:type="spellStart"/>
-      <w:r>
-        <w:rPr>
-          <w:lang w:val="es-ES"/>
-        </w:rPr>
-        <w:t>setup</w:t>
-      </w:r>
-      <w:proofErr w:type="spellEnd"/>
-      <w:r>
-        <w:rPr>
-          <w:lang w:val="es-ES"/>
-        </w:rPr>
-        <w:t xml:space="preserve">, </w:t>
-      </w:r>
-      <w:proofErr w:type="gramStart"/>
-      <w:r>
-        <w:rPr>
-          <w:lang w:val="es-ES"/>
-        </w:rPr>
-        <w:t>driver</w:t>
-      </w:r>
-      <w:proofErr w:type="gramEnd"/>
-      <w:r>
-        <w:rPr>
-          <w:lang w:val="es-ES"/>
-        </w:rPr>
-        <w:t>, ejecución, cierre) y la sintaxis clave necesaria para implementar cada parte.</w:t>
-      </w:r>
-      <w:r>
-        <w:rPr>
-          <w:lang w:val="es-ES"/>
-        </w:rPr>
-        <w:t xml:space="preserve"> </w:t>
-      </w:r>
-      <w:r>
-        <w:rPr>
-          <w:lang w:val="es-ES"/>
-        </w:rPr>
-        <w:t>también</w:t>
-      </w:r>
-      <w:r>
-        <w:rPr>
-          <w:lang w:val="es-ES"/>
-        </w:rPr>
-        <w:t xml:space="preserve"> ponme  tutoriales, webs o foros representativos sobre el tema, si ves algún párrafo significativo sobre una acción importante adjúntamelo.</w:t>
-      </w:r>
-      <w:r>
-        <w:rPr>
-          <w:lang w:val="es-ES"/>
-        </w:rPr>
-        <w:t>”</w:t>
-      </w:r>
-    </w:p>
-    <w:p>
-      <w:pPr>
-        <w:jc w:val="both"/>
-        <w:rPr>
-          <w:lang w:val="es-ES"/>
-        </w:rPr>
-      </w:pPr>
-      <w:r>
-        <w:rPr>
-          <w:lang w:val="es-ES"/>
-        </w:rPr>
-        <w:t>Aportación</w:t>
-      </w:r>
-      <w:r>
-        <w:rPr>
-          <w:lang w:val="es-ES"/>
-        </w:rPr>
-        <w:t xml:space="preserve">: </w:t>
-      </w:r>
-      <w:r>
-        <w:rPr>
-          <w:lang w:val="es-ES"/>
-        </w:rPr>
-        <w:t>Permitió</w:t>
-      </w:r>
-      <w:r>
-        <w:rPr>
-          <w:lang w:val="es-ES"/>
-        </w:rPr>
-        <w:t xml:space="preserve"> conocer y comprender la estructura del </w:t>
-      </w:r>
-      <w:proofErr w:type="spellStart"/>
-      <w:r>
-        <w:rPr>
-          <w:lang w:val="es-ES"/>
-        </w:rPr>
-        <w:t>scraping</w:t>
-      </w:r>
-      <w:proofErr w:type="spellEnd"/>
-      <w:r>
-        <w:rPr>
-          <w:lang w:val="es-ES"/>
-        </w:rPr>
-        <w:t xml:space="preserve"> y las clases necesarias para estructurar el proyecto (WebDriver, </w:t>
-      </w:r>
-      <w:proofErr w:type="spellStart"/>
-      <w:r>
-        <w:rPr>
-          <w:lang w:val="es-ES"/>
-        </w:rPr>
-        <w:t>ChromeOptions</w:t>
-      </w:r>
-      <w:proofErr w:type="spellEnd"/>
-      <w:r>
-        <w:rPr>
-          <w:lang w:val="es-ES"/>
-        </w:rPr>
-        <w:t xml:space="preserve">, </w:t>
-      </w:r>
-      <w:proofErr w:type="spellStart"/>
-      <w:r>
-        <w:rPr>
-          <w:lang w:val="es-ES"/>
-        </w:rPr>
-        <w:t>etc</w:t>
-      </w:r>
-      <w:proofErr w:type="spellEnd"/>
-      <w:r>
-        <w:rPr>
-          <w:lang w:val="es-ES"/>
-        </w:rPr>
-        <w:t>)</w:t>
-      </w:r>
-    </w:p>
-    <w:p>
-      <w:pPr>
-        <w:jc w:val="both"/>
-        <w:rPr>
-          <w:lang w:val="es-ES"/>
-        </w:rPr>
-      </w:pPr>
-    </w:p>
-    <w:p>
-      <w:pPr>
-        <w:jc w:val="both"/>
+        <w:t>Prompt</w:t>
+      </w:r>
+      <w:r>
         <w:rPr>
           <w:b/>
           <w:bCs/>
           <w:lang w:val="es-ES"/>
         </w:rPr>
-      </w:pPr>
-      <w:proofErr w:type="spellStart"/>
+        <w:t>s</w:t>
+      </w:r>
       <w:r>
         <w:rPr>
           <w:b/>
           <w:bCs/>
           <w:lang w:val="es-ES"/>
         </w:rPr>
-        <w:t>Prompt</w:t>
-      </w:r>
-      <w:r>
+        <w:t xml:space="preserve"> 2 — Ejecución en entorno Linux (headless)</w:t>
+      </w:r>
+    </w:p>
+    <w:p>
+      <w:pPr>
+        <w:jc w:val="both"/>
+        <w:rPr>
+          <w:lang w:val="es-ES"/>
+        </w:rPr>
+      </w:pPr>
+      <w:r>
+        <w:rPr>
+          <w:lang w:val="es-ES"/>
+        </w:rPr>
+        <w:t>“Averigua que opciones hay para lanzar código desde internet sin necesidad de tener encendido mi ordenador y el programador de tareas de Windows, quiero algo así pero totalmente autónomo”</w:t>
+      </w:r>
+    </w:p>
+    <w:p>
+      <w:pPr>
+        <w:jc w:val="both"/>
+        <w:rPr>
+          <w:lang w:val="es-ES"/>
+        </w:rPr>
+      </w:pPr>
+      <w:r>
+        <w:rPr>
+          <w:lang w:val="es-ES"/>
+        </w:rPr>
+        <w:t>“Explícame cómo ejecutar Selenium en modo headless en Linux y qué configuraciones son necesarias para que funcione en un entorno sin interfaz gráfica, como un pipeline.</w:t>
+      </w:r>
+      <w:r>
+        <w:rPr>
+          <w:lang w:val="es-ES"/>
+        </w:rPr>
+        <w:t xml:space="preserve"> Como funciona la estructura de código y donde puedo ver ejemplos prácticos.</w:t>
+      </w:r>
+      <w:r>
+        <w:rPr>
+          <w:lang w:val="es-ES"/>
+        </w:rPr>
+        <w:t>”</w:t>
+      </w:r>
+    </w:p>
+    <w:p>
+      <w:pPr>
+        <w:jc w:val="both"/>
+        <w:rPr>
+          <w:lang w:val="es-ES"/>
+        </w:rPr>
+      </w:pPr>
+      <w:r>
+        <w:rPr>
+          <w:lang w:val="es-ES"/>
+        </w:rPr>
+        <w:t>“ Ayudame a mejorar esta configuración y comprueba cada cuanto se ejecuta mi código, quiero que sea una vez al día sobre las 5am”</w:t>
+      </w:r>
+    </w:p>
+    <w:p>
+      <w:pPr>
+        <w:jc w:val="both"/>
+        <w:rPr>
+          <w:lang w:val="es-ES"/>
+        </w:rPr>
+      </w:pPr>
+      <w:r>
+        <w:rPr>
+          <w:lang w:val="es-ES"/>
+        </w:rPr>
+        <w:t>“Tengo este error al ejecutar el workFlow : { … errores de ejecucion … }</w:t>
+      </w:r>
+    </w:p>
+    <w:p>
+      <w:pPr>
+        <w:jc w:val="both"/>
+        <w:rPr>
+          <w:lang w:val="es-ES"/>
+        </w:rPr>
+      </w:pPr>
+      <w:r>
+        <w:rPr>
+          <w:lang w:val="es-ES"/>
+        </w:rPr>
+        <w:t>Aportación:</w:t>
+      </w:r>
+      <w:r>
+        <w:rPr>
+          <w:lang w:val="es-ES"/>
+        </w:rPr>
+        <w:t xml:space="preserve"> </w:t>
+      </w:r>
+      <w:r>
+        <w:rPr>
+          <w:lang w:val="es-ES"/>
+        </w:rPr>
+        <w:t>Clave para poder ejecutar el proyecto en GitHub Actions</w:t>
+      </w:r>
+      <w:r>
+        <w:rPr>
+          <w:lang w:val="es-ES"/>
+        </w:rPr>
+        <w:t>, a pesar de haber seguido varios tutoriales como aprendizaje no hubiera sido posible lograrlo en tan poco tiempo sin la IA</w:t>
+      </w:r>
+      <w:r>
+        <w:rPr>
+          <w:lang w:val="es-ES"/>
+        </w:rPr>
+        <w:t>.</w:t>
+      </w:r>
+    </w:p>
+    <w:p>
+      <w:pPr>
+        <w:jc w:val="both"/>
+        <w:rPr>
+          <w:lang w:val="es-ES"/>
+        </w:rPr>
+      </w:pPr>
+    </w:p>
+    <w:p>
+      <w:pPr>
+        <w:jc w:val="both"/>
         <w:rPr>
           <w:b/>
           <w:bCs/>
           <w:lang w:val="es-ES"/>
         </w:rPr>
-        <w:t>s</w:t>
-      </w:r>
-      <w:proofErr w:type="spellEnd"/>
+      </w:pPr>
       <w:r>
         <w:rPr>
           <w:b/>
           <w:bCs/>
           <w:lang w:val="es-ES"/>
         </w:rPr>
-        <w:t xml:space="preserve"> 2 — Ejecución en entorno Linux (</w:t>
-      </w:r>
-      <w:proofErr w:type="spellStart"/>
-      <w:r>
+        <w:t>Prompt 3 - GeoJSON (estructura y uso)</w:t>
+      </w:r>
+    </w:p>
+    <w:p>
+      <w:pPr>
+        <w:jc w:val="both"/>
+        <w:rPr>
+          <w:lang w:val="es-ES"/>
+        </w:rPr>
+      </w:pPr>
+      <w:r>
+        <w:rPr>
+          <w:lang w:val="es-ES"/>
+        </w:rPr>
+        <w:t>“Explícame qué es un GeoJSON, su estructura, y dame un ejemplo aplicado a estaciones de servicio con coordenadas. Además, dime cómo adaptarlo para usarlo en una app con mapas</w:t>
+      </w:r>
+      <w:r>
+        <w:rPr>
+          <w:lang w:val="es-ES"/>
+        </w:rPr>
+        <w:t xml:space="preserve"> para que luego el tratamiento de datos sea lo mas cómodo posible desde Java</w:t>
+      </w:r>
+      <w:r>
+        <w:rPr>
+          <w:lang w:val="es-ES"/>
+        </w:rPr>
+        <w:t>.”</w:t>
+      </w:r>
+    </w:p>
+    <w:p>
+      <w:pPr>
+        <w:jc w:val="both"/>
+        <w:rPr>
+          <w:lang w:val="es-ES"/>
+        </w:rPr>
+      </w:pPr>
+      <w:r>
+        <w:t>“Dame la lógica y estructura necesaria para convertir datos JSON en formato GeoJSON, indicando los campos necesarios (‘type’, ‘features’, ‘geometry’, etc.) y ejemplos claros.”</w:t>
+      </w:r>
+    </w:p>
+    <w:p>
+      <w:pPr>
+        <w:jc w:val="both"/>
+        <w:rPr>
+          <w:lang w:val="es-ES"/>
+        </w:rPr>
+      </w:pPr>
+      <w:r>
+        <w:rPr>
+          <w:lang w:val="es-ES"/>
+        </w:rPr>
+        <w:lastRenderedPageBreak/>
+        <w:t>Aportación:</w:t>
+      </w:r>
+      <w:r>
+        <w:rPr>
+          <w:lang w:val="es-ES"/>
+        </w:rPr>
+        <w:t xml:space="preserve"> </w:t>
+      </w:r>
+      <w:r>
+        <w:rPr>
+          <w:lang w:val="es-ES"/>
+        </w:rPr>
+        <w:t>Introducción de una mejora importante no prevista inicialmente.</w:t>
+      </w:r>
+      <w:r>
+        <w:rPr>
+          <w:lang w:val="es-ES"/>
+        </w:rPr>
+        <w:t xml:space="preserve"> Recuperamos desde la app un mapa directo con los puntos y su información correspondiente, facilitando la tarea.</w:t>
+      </w:r>
+    </w:p>
+    <w:p>
+      <w:pPr>
+        <w:jc w:val="both"/>
         <w:rPr>
           <w:b/>
           <w:bCs/>
           <w:lang w:val="es-ES"/>
         </w:rPr>
-        <w:t>headless</w:t>
-      </w:r>
-      <w:proofErr w:type="spellEnd"/>
+      </w:pPr>
       <w:r>
         <w:rPr>
           <w:b/>
           <w:bCs/>
           <w:lang w:val="es-ES"/>
         </w:rPr>
-        <w:t>)</w:t>
+        <w:t>Prompt 7 — Corrección de coordenadas</w:t>
       </w:r>
     </w:p>
     <w:p>
@@ -15147,155 +15558,31 @@
         <w:rPr>
           <w:lang w:val="es-ES"/>
         </w:rPr>
-        <w:t>“Averigua que opciones hay para lanzar código desde internet sin necesidad de tener encendido mi ordenador y el programador de tareas de Windows, quiero algo así pero totalmente autónomo”</w:t>
-      </w:r>
-    </w:p>
-    <w:p>
-      <w:pPr>
-        <w:jc w:val="both"/>
-        <w:rPr>
-          <w:lang w:val="es-ES"/>
-        </w:rPr>
-      </w:pPr>
-      <w:r>
-        <w:rPr>
-          <w:lang w:val="es-ES"/>
-        </w:rPr>
-        <w:t xml:space="preserve">“Explícame cómo ejecutar Selenium en modo </w:t>
-      </w:r>
-      <w:proofErr w:type="spellStart"/>
-      <w:r>
-        <w:rPr>
-          <w:lang w:val="es-ES"/>
-        </w:rPr>
-        <w:t>headless</w:t>
-      </w:r>
-      <w:proofErr w:type="spellEnd"/>
-      <w:r>
-        <w:rPr>
-          <w:lang w:val="es-ES"/>
-        </w:rPr>
-        <w:t xml:space="preserve"> en Linux y qué configuraciones son necesarias para que funcione en un entorno sin interfaz gráfica, como un pipeline.</w:t>
-      </w:r>
-      <w:r>
-        <w:rPr>
-          <w:lang w:val="es-ES"/>
-        </w:rPr>
-        <w:t xml:space="preserve"> Como funciona la estructura de código y donde puedo ver ejemplos prácticos.</w:t>
-      </w:r>
-      <w:r>
-        <w:rPr>
-          <w:lang w:val="es-ES"/>
-        </w:rPr>
-        <w:t>”</w:t>
-      </w:r>
-    </w:p>
-    <w:p>
-      <w:pPr>
-        <w:jc w:val="both"/>
-        <w:rPr>
-          <w:lang w:val="es-ES"/>
-        </w:rPr>
-      </w:pPr>
-      <w:r>
-        <w:rPr>
-          <w:lang w:val="es-ES"/>
-        </w:rPr>
-        <w:t xml:space="preserve">“ </w:t>
-      </w:r>
-      <w:proofErr w:type="spellStart"/>
-      <w:r>
-        <w:rPr>
-          <w:lang w:val="es-ES"/>
-        </w:rPr>
-        <w:t>Ayudame</w:t>
-      </w:r>
-      <w:proofErr w:type="spellEnd"/>
-      <w:r>
-        <w:rPr>
-          <w:lang w:val="es-ES"/>
-        </w:rPr>
-        <w:t xml:space="preserve"> a mejorar esta configuración y comprueba cada cuanto se ejecuta mi código, quiero que sea una vez al día sobre las 5am”</w:t>
-      </w:r>
-    </w:p>
-    <w:p>
-      <w:pPr>
-        <w:jc w:val="both"/>
-        <w:rPr>
-          <w:lang w:val="es-ES"/>
-        </w:rPr>
-      </w:pPr>
-      <w:r>
-        <w:rPr>
-          <w:lang w:val="es-ES"/>
-        </w:rPr>
-        <w:t xml:space="preserve">“Tengo este error al ejecutar el </w:t>
-      </w:r>
-      <w:proofErr w:type="spellStart"/>
-      <w:r>
-        <w:rPr>
-          <w:lang w:val="es-ES"/>
-        </w:rPr>
-        <w:t>workFlow</w:t>
-      </w:r>
-      <w:proofErr w:type="spellEnd"/>
-      <w:r>
-        <w:rPr>
-          <w:lang w:val="es-ES"/>
-        </w:rPr>
-        <w:t xml:space="preserve"> : { … errores de </w:t>
-      </w:r>
-      <w:proofErr w:type="spellStart"/>
-      <w:r>
-        <w:rPr>
-          <w:lang w:val="es-ES"/>
-        </w:rPr>
-        <w:t>ejecucion</w:t>
-      </w:r>
-      <w:proofErr w:type="spellEnd"/>
-      <w:r>
-        <w:rPr>
-          <w:lang w:val="es-ES"/>
-        </w:rPr>
-        <w:t xml:space="preserve"> … }</w:t>
-      </w:r>
-    </w:p>
-    <w:p>
-      <w:pPr>
-        <w:jc w:val="both"/>
-        <w:rPr>
-          <w:lang w:val="es-ES"/>
-        </w:rPr>
-      </w:pPr>
-      <w:r>
-        <w:rPr>
-          <w:lang w:val="es-ES"/>
-        </w:rPr>
-        <w:t>Aportación:</w:t>
-      </w:r>
-      <w:r>
-        <w:rPr>
-          <w:lang w:val="es-ES"/>
-        </w:rPr>
-        <w:t xml:space="preserve"> </w:t>
-      </w:r>
-      <w:r>
-        <w:rPr>
-          <w:lang w:val="es-ES"/>
-        </w:rPr>
-        <w:t>Clave para poder ejecutar el proyecto en GitHub Actions</w:t>
-      </w:r>
-      <w:r>
-        <w:rPr>
-          <w:lang w:val="es-ES"/>
-        </w:rPr>
-        <w:t>, a pesar de haber seguido varios tutoriales como aprendizaje no hubiera sido posible lograrlo en tan poco tiempo sin la IA</w:t>
-      </w:r>
-      <w:r>
-        <w:rPr>
-          <w:lang w:val="es-ES"/>
-        </w:rPr>
-        <w:t>.</w:t>
+        <w:t>“Tengo datos de latitud y longitud incorrectos que aparecen fuera de España</w:t>
+      </w:r>
+      <w:r>
+        <w:rPr>
+          <w:lang w:val="es-ES"/>
+        </w:rPr>
+        <w:t xml:space="preserve"> en el mar, no creo que sean ara barcos</w:t>
+      </w:r>
+      <w:r>
+        <w:rPr>
+          <w:lang w:val="es-ES"/>
+        </w:rPr>
+        <w:t xml:space="preserve">. </w:t>
+      </w:r>
+      <w:r>
+        <w:rPr>
+          <w:lang w:val="es-ES"/>
+        </w:rPr>
+        <w:t>co</w:t>
+      </w:r>
+      <w:r>
+        <w:rPr>
+          <w:lang w:val="es-ES"/>
+        </w:rPr>
+        <w:t>mo puedo detectar y corregir coordenadas erróneas en Java?”</w:t>
       </w:r>
     </w:p>
     <w:p>
@@ -15315,241 +15602,124 @@
           <w:lang w:val="es-ES"/>
         </w:rPr>
       </w:pPr>
-      <w:proofErr w:type="spellStart"/>
       <w:r>
         <w:rPr>
           <w:b/>
           <w:bCs/>
           <w:lang w:val="es-ES"/>
         </w:rPr>
-        <w:t>Prompt</w:t>
-      </w:r>
-      <w:proofErr w:type="spellEnd"/>
-      <w:r>
+        <w:t>Prompt 8 — Android + SQLite</w:t>
+      </w:r>
+    </w:p>
+    <w:p>
+      <w:pPr>
+        <w:jc w:val="both"/>
+        <w:rPr>
+          <w:lang w:val="es-ES"/>
+        </w:rPr>
+      </w:pPr>
+      <w:r>
+        <w:rPr>
+          <w:lang w:val="es-ES"/>
+        </w:rPr>
+        <w:t>“Explícame paso a paso cómo descargar un JSON desde GitHub en Android y almacenarlo en SQLite usando SQLiteOpenHelper, incluyendo estructura de tablas y flujo de datos.”</w:t>
+      </w:r>
+    </w:p>
+    <w:p>
+      <w:pPr>
+        <w:jc w:val="both"/>
+        <w:rPr>
+          <w:lang w:val="es-ES"/>
+        </w:rPr>
+      </w:pPr>
+    </w:p>
+    <w:p>
+      <w:pPr>
+        <w:jc w:val="both"/>
         <w:rPr>
           <w:b/>
           <w:bCs/>
           <w:lang w:val="es-ES"/>
         </w:rPr>
-        <w:t xml:space="preserve"> 3 - </w:t>
-      </w:r>
+      </w:pPr>
       <w:r>
         <w:rPr>
           <w:b/>
           <w:bCs/>
           <w:lang w:val="es-ES"/>
         </w:rPr>
-        <w:t>GeoJSON (estructura y uso)</w:t>
-      </w:r>
-    </w:p>
-    <w:p>
-      <w:pPr>
-        <w:jc w:val="both"/>
-        <w:rPr>
-          <w:lang w:val="es-ES"/>
-        </w:rPr>
-      </w:pPr>
-      <w:r>
-        <w:rPr>
-          <w:lang w:val="es-ES"/>
-        </w:rPr>
-        <w:t xml:space="preserve">“Explícame qué es un GeoJSON, su estructura, y dame un ejemplo aplicado a estaciones de servicio con coordenadas. Además, dime cómo adaptarlo para usarlo en una </w:t>
-      </w:r>
-      <w:proofErr w:type="gramStart"/>
-      <w:r>
-        <w:rPr>
-          <w:lang w:val="es-ES"/>
-        </w:rPr>
-        <w:t>app</w:t>
-      </w:r>
-      <w:proofErr w:type="gramEnd"/>
-      <w:r>
-        <w:rPr>
-          <w:lang w:val="es-ES"/>
-        </w:rPr>
-        <w:t xml:space="preserve"> con mapas</w:t>
-      </w:r>
-      <w:r>
-        <w:rPr>
-          <w:lang w:val="es-ES"/>
-        </w:rPr>
-        <w:t xml:space="preserve"> para que luego el tratamiento de datos sea lo </w:t>
-      </w:r>
-      <w:proofErr w:type="spellStart"/>
-      <w:r>
-        <w:rPr>
-          <w:lang w:val="es-ES"/>
-        </w:rPr>
-        <w:t>mas</w:t>
-      </w:r>
-      <w:proofErr w:type="spellEnd"/>
-      <w:r>
-        <w:rPr>
-          <w:lang w:val="es-ES"/>
-        </w:rPr>
-        <w:t xml:space="preserve"> cómodo posible desde Java</w:t>
-      </w:r>
-      <w:r>
-        <w:rPr>
-          <w:lang w:val="es-ES"/>
-        </w:rPr>
-        <w:t>.”</w:t>
-      </w:r>
-    </w:p>
-    <w:p>
-      <w:pPr>
-        <w:jc w:val="both"/>
-        <w:rPr>
-          <w:lang w:val="es-ES"/>
-        </w:rPr>
-      </w:pPr>
-      <w:r>
-        <w:t>“Dame la lógica y estructura necesaria para convertir datos JSON en formato GeoJSON, indicando los campos necesarios (‘</w:t>
-      </w:r>
-      <w:proofErr w:type="spellStart"/>
-      <w:r>
-        <w:t>type</w:t>
-      </w:r>
-      <w:proofErr w:type="spellEnd"/>
-      <w:r>
-        <w:t>’, ‘</w:t>
-      </w:r>
-      <w:proofErr w:type="spellStart"/>
-      <w:r>
-        <w:t>features</w:t>
-      </w:r>
-      <w:proofErr w:type="spellEnd"/>
-      <w:r>
-        <w:t>’, ‘</w:t>
-      </w:r>
-      <w:proofErr w:type="spellStart"/>
-      <w:r>
-        <w:t>geometry</w:t>
-      </w:r>
-      <w:proofErr w:type="spellEnd"/>
-      <w:r>
-        <w:t>’, etc.) y ejemplos claros.”</w:t>
-      </w:r>
-    </w:p>
-    <w:p>
-      <w:pPr>
-        <w:jc w:val="both"/>
-        <w:rPr>
-          <w:lang w:val="es-ES"/>
-        </w:rPr>
-      </w:pPr>
-      <w:r>
-        <w:rPr>
-          <w:lang w:val="es-ES"/>
-        </w:rPr>
-        <w:t>Aportación:</w:t>
-      </w:r>
-      <w:r>
-        <w:rPr>
-          <w:lang w:val="es-ES"/>
-        </w:rPr>
-        <w:t xml:space="preserve"> </w:t>
-      </w:r>
-      <w:r>
-        <w:rPr>
-          <w:lang w:val="es-ES"/>
-        </w:rPr>
-        <w:t>Introducción de una mejora importante no prevista inicialmente.</w:t>
-      </w:r>
-      <w:r>
-        <w:rPr>
-          <w:lang w:val="es-ES"/>
-        </w:rPr>
-        <w:t xml:space="preserve"> Recuperamos desde la </w:t>
-      </w:r>
-      <w:proofErr w:type="gramStart"/>
-      <w:r>
-        <w:rPr>
-          <w:lang w:val="es-ES"/>
-        </w:rPr>
-        <w:t>app</w:t>
-      </w:r>
-      <w:proofErr w:type="gramEnd"/>
-      <w:r>
-        <w:rPr>
-          <w:lang w:val="es-ES"/>
-        </w:rPr>
-        <w:t xml:space="preserve"> un mapa directo con los puntos y su información correspondiente, facilitando la tarea.</w:t>
-      </w:r>
-    </w:p>
-    <w:p>
-      <w:pPr>
-        <w:jc w:val="both"/>
+        <w:t xml:space="preserve">Prompt </w:t>
+      </w:r>
+      <w:r>
         <w:rPr>
           <w:b/>
           <w:bCs/>
           <w:lang w:val="es-ES"/>
         </w:rPr>
-      </w:pPr>
-      <w:proofErr w:type="spellStart"/>
+        <w:t>9</w:t>
+      </w:r>
       <w:r>
         <w:rPr>
           <w:b/>
           <w:bCs/>
           <w:lang w:val="es-ES"/>
         </w:rPr>
-        <w:lastRenderedPageBreak/>
-        <w:t>Prompt</w:t>
-      </w:r>
-      <w:proofErr w:type="spellEnd"/>
+        <w:t xml:space="preserve"> — </w:t>
+      </w:r>
       <w:r>
         <w:rPr>
           <w:b/>
           <w:bCs/>
           <w:lang w:val="es-ES"/>
         </w:rPr>
-        <w:t xml:space="preserve"> 7 — Corrección de coordenadas</w:t>
+        <w:t>ApiKEy GoogleMaps</w:t>
       </w:r>
     </w:p>
     <w:p>
       <w:pPr>
         <w:jc w:val="both"/>
-        <w:rPr>
-          <w:lang w:val="es-ES"/>
-        </w:rPr>
-      </w:pPr>
-      <w:r>
-        <w:rPr>
-          <w:lang w:val="es-ES"/>
-        </w:rPr>
-        <w:t>“Tengo datos de latitud y longitud incorrectos que aparecen fuera de España</w:t>
-      </w:r>
-      <w:r>
-        <w:rPr>
-          <w:lang w:val="es-ES"/>
-        </w:rPr>
-        <w:t xml:space="preserve"> en el mar, no creo que sean ara barcos</w:t>
-      </w:r>
-      <w:r>
-        <w:rPr>
-          <w:lang w:val="es-ES"/>
-        </w:rPr>
-        <w:t xml:space="preserve">. </w:t>
+      </w:pPr>
+      <w:r>
+        <w:rPr>
+          <w:lang w:val="es-ES"/>
+        </w:rPr>
+        <w:t>“</w:t>
+      </w:r>
+      <w:r>
+        <w:t>guíame paso a paso para obtener las claves de Google par aun mapa en Android studio, paso a paso sin que me cobren nada</w:t>
+      </w:r>
+      <w:r>
+        <w:t>, y como integrarlo en el entorno correctamente.</w:t>
+      </w:r>
+      <w:r>
+        <w:t>”</w:t>
+      </w:r>
+    </w:p>
+    <w:p>
+      <w:pPr>
+        <w:jc w:val="both"/>
+        <w:rPr>
+          <w:lang w:val="es-ES"/>
+        </w:rPr>
+      </w:pPr>
+      <w:r>
+        <w:t xml:space="preserve">“Que pasa si alguien entra en mi repo y ve mi </w:t>
       </w:r>
       <w:proofErr w:type="spellStart"/>
       <w:r>
-        <w:rPr>
-          <w:lang w:val="es-ES"/>
-        </w:rPr>
-        <w:t>co</w:t>
-      </w:r>
-      <w:r>
-        <w:rPr>
-          <w:lang w:val="es-ES"/>
-        </w:rPr>
-        <w:t>mo</w:t>
+        <w:t>ApiKey</w:t>
       </w:r>
       <w:proofErr w:type="spellEnd"/>
       <w:r>
-        <w:rPr>
-          <w:lang w:val="es-ES"/>
-        </w:rPr>
-        <w:t xml:space="preserve"> puedo detectar y corregir coordenadas erróneas en Java?”</w:t>
+        <w:t xml:space="preserve">, que puede hacer con ella? Se puede ocultar o algo </w:t>
+      </w:r>
+      <w:proofErr w:type="spellStart"/>
+      <w:r>
+        <w:t>asi</w:t>
+      </w:r>
+      <w:proofErr w:type="spellEnd"/>
+      <w:r>
+        <w:t>? En ese caso, dime como”</w:t>
       </w:r>
     </w:p>
     <w:p>
@@ -15569,23 +15739,37 @@
           <w:lang w:val="es-ES"/>
         </w:rPr>
       </w:pPr>
-      <w:proofErr w:type="spellStart"/>
       <w:r>
         <w:rPr>
           <w:b/>
           <w:bCs/>
           <w:lang w:val="es-ES"/>
         </w:rPr>
-        <w:t>Prompt</w:t>
-      </w:r>
-      <w:proofErr w:type="spellEnd"/>
+        <w:t xml:space="preserve">Prompt </w:t>
+      </w:r>
       <w:r>
         <w:rPr>
           <w:b/>
           <w:bCs/>
           <w:lang w:val="es-ES"/>
         </w:rPr>
-        <w:t xml:space="preserve"> 8 — Android + SQLite</w:t>
+        <w:t>10</w:t>
+      </w:r>
+      <w:r>
+        <w:rPr>
+          <w:b/>
+          <w:bCs/>
+          <w:lang w:val="es-ES"/>
+        </w:rPr>
+        <w:t xml:space="preserve"> —</w:t>
+      </w:r>
+      <w:r>
+        <w:rPr>
+          <w:b/>
+          <w:bCs/>
+          <w:lang w:val="es-ES"/>
+        </w:rPr>
+        <w:t xml:space="preserve"> Fragment del Maps</w:t>
       </w:r>
     </w:p>
     <w:p>
@@ -15599,22 +15783,697 @@
         <w:rPr>
           <w:lang w:val="es-ES"/>
         </w:rPr>
-        <w:t xml:space="preserve">“Explícame paso a paso cómo descargar un JSON desde GitHub en Android y almacenarlo en SQLite usando </w:t>
-      </w:r>
+        <w:t>“Enseñame como recuperar un “Objeto” de un GeoJson y plasmarlo en el mapa.”</w:t>
+      </w:r>
+    </w:p>
+    <w:p>
+      <w:pPr>
+        <w:jc w:val="both"/>
+      </w:pPr>
+      <w:r>
+        <w:t>“</w:t>
+      </w:r>
+      <w:r>
+        <w:t>Ayúdame a gestionar los eventos de clic sobre marcadores o elementos agrupados en Google Maps Android para que la información se muestre correctamente sin cerrarse de inmediato</w:t>
+      </w:r>
+      <w:r>
+        <w:t>, y de qué forma puedo editar lo que aparece en esa cajita”</w:t>
+      </w:r>
+    </w:p>
+    <w:p>
+      <w:pPr>
+        <w:jc w:val="both"/>
+      </w:pPr>
+      <w:r>
+        <w:t xml:space="preserve">“Como se cambia la ubicación por defecto del android studio?” </w:t>
+      </w:r>
+    </w:p>
+    <w:p>
+      <w:pPr>
+        <w:jc w:val="both"/>
+      </w:pPr>
+      <w:r>
+        <w:t>“Ayudame a poner comentarios en el log para detectar los fallos en este codigo: {…}”</w:t>
+      </w:r>
+    </w:p>
+    <w:p>
+      <w:pPr>
+        <w:jc w:val="both"/>
+        <w:rPr>
+          <w:lang w:val="es-ES"/>
+        </w:rPr>
+      </w:pPr>
+      <w:r>
+        <w:t>“</w:t>
+      </w:r>
+      <w:r>
+        <w:rPr>
+          <w:lang w:val="es-ES"/>
+        </w:rPr>
+        <w:t>te digo lo que me pasa, cuando hago click, se centra el mapa en la gasolinera que he clickado lo cual podria ser molesto para el usuario? aparte de que antes consegui dejar fija la informacion de la gasolinera y ahora al centrar el mapa en la misma, perdemos la cajita de info, pero el boton de ubicaicon no hace eso, deberia centrarse en la ubicacion del dispositivo, no entiendo que esta mal en mi codigo entonces, puede ser que el boton este encajado arriba del todo y no pueda hacerle click?</w:t>
+      </w:r>
+    </w:p>
+    <w:p>
+      <w:pPr>
+        <w:jc w:val="both"/>
+      </w:pPr>
+      <w:r>
+        <w:t>”</w:t>
+      </w:r>
+    </w:p>
+    <w:p>
+      <w:pPr>
+        <w:jc w:val="both"/>
+      </w:pPr>
+    </w:p>
+    <w:p>
+      <w:pPr>
+        <w:jc w:val="both"/>
+        <w:rPr>
+          <w:b/>
+          <w:bCs/>
+          <w:lang w:val="es-ES"/>
+        </w:rPr>
+      </w:pPr>
+      <w:r>
+        <w:rPr>
+          <w:b/>
+          <w:bCs/>
+          <w:lang w:val="es-ES"/>
+        </w:rPr>
+        <w:t xml:space="preserve">Prompt </w:t>
+      </w:r>
+      <w:r>
+        <w:rPr>
+          <w:b/>
+          <w:bCs/>
+          <w:lang w:val="es-ES"/>
+        </w:rPr>
+        <w:t>11</w:t>
+      </w:r>
+      <w:r>
+        <w:rPr>
+          <w:b/>
+          <w:bCs/>
+          <w:lang w:val="es-ES"/>
+        </w:rPr>
+        <w:t xml:space="preserve"> —</w:t>
+      </w:r>
+      <w:r>
+        <w:rPr>
+          <w:b/>
+          <w:bCs/>
+          <w:lang w:val="es-ES"/>
+        </w:rPr>
+        <w:t xml:space="preserve"> Agrupacion con Cluster</w:t>
+      </w:r>
+    </w:p>
+    <w:p>
+      <w:pPr>
+        <w:jc w:val="both"/>
+        <w:rPr>
+          <w:lang w:val="es-ES"/>
+        </w:rPr>
+      </w:pPr>
+      <w:r>
+        <w:rPr>
+          <w:lang w:val="es-ES"/>
+        </w:rPr>
+        <w:lastRenderedPageBreak/>
+        <w:t>“Despues de aplicar el código del cluster y la agrupación, ya no me salen las gasolineras de las canarias, y no se si abre perdido alguna información también de las de la península. Porque pasa esto?”</w:t>
+      </w:r>
+    </w:p>
+    <w:p>
+      <w:pPr>
+        <w:jc w:val="both"/>
+        <w:rPr>
+          <w:b/>
+          <w:bCs/>
+          <w:lang w:val="es-ES"/>
+        </w:rPr>
+      </w:pPr>
       <w:proofErr w:type="spellStart"/>
       <w:r>
         <w:rPr>
-          <w:lang w:val="es-ES"/>
-        </w:rPr>
-        <w:t>SQLiteOpenHelper</w:t>
+          <w:b/>
+          <w:bCs/>
+          <w:lang w:val="es-ES"/>
+        </w:rPr>
+        <w:t>Prompt</w:t>
       </w:r>
       <w:proofErr w:type="spellEnd"/>
       <w:r>
         <w:rPr>
-          <w:lang w:val="es-ES"/>
-        </w:rPr>
-        <w:t>, incluyendo estructura de tablas y flujo de datos.”</w:t>
-      </w:r>
+          <w:b/>
+          <w:bCs/>
+          <w:lang w:val="es-ES"/>
+        </w:rPr>
+        <w:t xml:space="preserve"> </w:t>
+      </w:r>
+      <w:r>
+        <w:rPr>
+          <w:b/>
+          <w:bCs/>
+          <w:lang w:val="es-ES"/>
+        </w:rPr>
+        <w:t>12</w:t>
+      </w:r>
+      <w:r>
+        <w:rPr>
+          <w:b/>
+          <w:bCs/>
+          <w:lang w:val="es-ES"/>
+        </w:rPr>
+        <w:t xml:space="preserve"> —</w:t>
+      </w:r>
+      <w:r>
+        <w:rPr>
+          <w:b/>
+          <w:bCs/>
+          <w:lang w:val="es-ES"/>
+        </w:rPr>
+        <w:t xml:space="preserve"> Iconos</w:t>
+      </w:r>
+    </w:p>
+    <w:p>
+      <w:pPr>
+        <w:jc w:val="both"/>
+        <w:rPr>
+          <w:lang w:val="es-ES"/>
+        </w:rPr>
+      </w:pPr>
+      <w:r>
+        <w:rPr>
+          <w:lang w:val="es-ES"/>
+        </w:rPr>
+        <w:t xml:space="preserve">“Dame un listado de las gasolineras </w:t>
+      </w:r>
+      <w:proofErr w:type="spellStart"/>
+      <w:r>
+        <w:rPr>
+          <w:lang w:val="es-ES"/>
+        </w:rPr>
+        <w:t>mas</w:t>
+      </w:r>
+      <w:proofErr w:type="spellEnd"/>
+      <w:r>
+        <w:rPr>
+          <w:lang w:val="es-ES"/>
+        </w:rPr>
+        <w:t xml:space="preserve"> comerciales o conocidas, para buscar sus iconos, dime también en que formato y resolución deberían de estar para meterlas en un mapa de Android estudio, a modo chincheta”</w:t>
+      </w:r>
+    </w:p>
+    <w:p>
+      <w:pPr>
+        <w:jc w:val="both"/>
+        <w:rPr>
+          <w:lang w:val="es-ES"/>
+        </w:rPr>
+      </w:pPr>
+    </w:p>
+    <w:p>
+      <w:pPr>
+        <w:jc w:val="both"/>
+        <w:rPr>
+          <w:b/>
+          <w:bCs/>
+          <w:lang w:val="es-ES"/>
+        </w:rPr>
+      </w:pPr>
+      <w:proofErr w:type="spellStart"/>
+      <w:r>
+        <w:rPr>
+          <w:b/>
+          <w:bCs/>
+          <w:lang w:val="es-ES"/>
+        </w:rPr>
+        <w:t>Prompt</w:t>
+      </w:r>
+      <w:proofErr w:type="spellEnd"/>
+      <w:r>
+        <w:rPr>
+          <w:b/>
+          <w:bCs/>
+          <w:lang w:val="es-ES"/>
+        </w:rPr>
+        <w:t xml:space="preserve"> </w:t>
+      </w:r>
+      <w:r>
+        <w:rPr>
+          <w:b/>
+          <w:bCs/>
+          <w:lang w:val="es-ES"/>
+        </w:rPr>
+        <w:t>1</w:t>
+      </w:r>
+      <w:r>
+        <w:rPr>
+          <w:b/>
+          <w:bCs/>
+          <w:lang w:val="es-ES"/>
+        </w:rPr>
+        <w:t>3</w:t>
+      </w:r>
+      <w:r>
+        <w:rPr>
+          <w:b/>
+          <w:bCs/>
+          <w:lang w:val="es-ES"/>
+        </w:rPr>
+        <w:t xml:space="preserve"> —</w:t>
+      </w:r>
+      <w:r>
+        <w:rPr>
+          <w:b/>
+          <w:bCs/>
+          <w:lang w:val="es-ES"/>
+        </w:rPr>
+        <w:t xml:space="preserve"> </w:t>
+      </w:r>
+      <w:r>
+        <w:rPr>
+          <w:b/>
+          <w:bCs/>
+          <w:lang w:val="es-ES"/>
+        </w:rPr>
+        <w:t>Optimización</w:t>
+      </w:r>
+    </w:p>
+    <w:p>
+      <w:pPr>
+        <w:jc w:val="both"/>
+        <w:rPr>
+          <w:lang w:val="es-ES"/>
+        </w:rPr>
+      </w:pPr>
+      <w:r>
+        <w:rPr>
+          <w:lang w:val="es-ES"/>
+        </w:rPr>
+        <w:t xml:space="preserve">“Tengo problemas con el mapa, me va </w:t>
+      </w:r>
+      <w:proofErr w:type="spellStart"/>
+      <w:r>
+        <w:rPr>
+          <w:lang w:val="es-ES"/>
+        </w:rPr>
+        <w:t>laggeado</w:t>
+      </w:r>
+      <w:proofErr w:type="spellEnd"/>
+      <w:r>
+        <w:rPr>
+          <w:lang w:val="es-ES"/>
+        </w:rPr>
+        <w:t xml:space="preserve"> cuando el zoom esta lejos, y carga muchos iconos, quiero reducirles el tamaño o directamente quitarlos hasta que el zoom este centrado, o quizá sea mejor opción agruparlos de otra manera, guíame en la solución correcta”</w:t>
+      </w:r>
+    </w:p>
+    <w:p>
+      <w:pPr>
+        <w:jc w:val="both"/>
+        <w:rPr>
+          <w:lang w:val="es-ES"/>
+        </w:rPr>
+      </w:pPr>
+      <w:r>
+        <w:rPr>
+          <w:lang w:val="es-ES"/>
+        </w:rPr>
+        <w:t>“</w:t>
+      </w:r>
+      <w:proofErr w:type="spellStart"/>
+      <w:r>
+        <w:rPr>
+          <w:lang w:val="es-ES"/>
+        </w:rPr>
+        <w:t>Revisame</w:t>
+      </w:r>
+      <w:proofErr w:type="spellEnd"/>
+      <w:r>
+        <w:rPr>
+          <w:lang w:val="es-ES"/>
+        </w:rPr>
+        <w:t xml:space="preserve"> todo el código, dime que te parece y que crees que podría estar mejor, ten en cuenta rendimiento de código, hay un hilo funcionando para descargar el GeoJson, revisa eso </w:t>
+      </w:r>
+      <w:proofErr w:type="spellStart"/>
+      <w:r>
+        <w:rPr>
+          <w:lang w:val="es-ES"/>
+        </w:rPr>
+        <w:t>tambien</w:t>
+      </w:r>
+      <w:proofErr w:type="spellEnd"/>
+      <w:r>
+        <w:rPr>
+          <w:lang w:val="es-ES"/>
+        </w:rPr>
+        <w:t>”</w:t>
+      </w:r>
+    </w:p>
+    <w:p>
+      <w:pPr>
+        <w:jc w:val="both"/>
+        <w:rPr>
+          <w:lang w:val="es-ES"/>
+        </w:rPr>
+      </w:pPr>
+      <w:r>
+        <w:rPr>
+          <w:lang w:val="es-ES"/>
+        </w:rPr>
+        <w:t xml:space="preserve">Este </w:t>
+      </w:r>
+      <w:proofErr w:type="spellStart"/>
+      <w:r>
+        <w:rPr>
+          <w:lang w:val="es-ES"/>
+        </w:rPr>
+        <w:t>prompt</w:t>
+      </w:r>
+      <w:proofErr w:type="spellEnd"/>
+      <w:r>
+        <w:rPr>
+          <w:lang w:val="es-ES"/>
+        </w:rPr>
+        <w:t xml:space="preserve"> en </w:t>
+      </w:r>
+      <w:proofErr w:type="spellStart"/>
+      <w:r>
+        <w:rPr>
+          <w:lang w:val="es-ES"/>
+        </w:rPr>
+        <w:t>antigravity</w:t>
+      </w:r>
+      <w:proofErr w:type="spellEnd"/>
+      <w:r>
+        <w:rPr>
+          <w:lang w:val="es-ES"/>
+        </w:rPr>
+        <w:t xml:space="preserve"> genero un </w:t>
+      </w:r>
+      <w:proofErr w:type="spellStart"/>
+      <w:r>
+        <w:rPr>
+          <w:lang w:val="es-ES"/>
+        </w:rPr>
+        <w:t>planning</w:t>
+      </w:r>
+      <w:proofErr w:type="spellEnd"/>
+      <w:r>
+        <w:rPr>
+          <w:lang w:val="es-ES"/>
+        </w:rPr>
+        <w:t xml:space="preserve"> para llevar a cabo ciertas modificaciones, adjunto como documento anexo.</w:t>
+      </w:r>
+    </w:p>
+    <w:p>
+      <w:pPr>
+        <w:jc w:val="both"/>
+        <w:rPr>
+          <w:lang w:val="es-ES"/>
+        </w:rPr>
+      </w:pPr>
+      <w:r>
+        <w:rPr>
+          <w:lang w:val="es-ES"/>
+        </w:rPr>
+        <w:t>“a ver</w:t>
+      </w:r>
+      <w:r>
+        <w:rPr>
+          <w:lang w:val="es-ES"/>
+        </w:rPr>
+        <w:t>, dando vueltas a la pantalla principal y creo que la interfaz se nos queda corta. ¿Qué te parece si dejamos un buen rectángulo libre abajo del todo reservado para meter luego típicos menús de inicio, favoritas y ajustes</w:t>
+      </w:r>
+      <w:r>
+        <w:rPr>
+          <w:lang w:val="es-ES"/>
+        </w:rPr>
+        <w:t xml:space="preserve"> (con </w:t>
+      </w:r>
+      <w:proofErr w:type="spellStart"/>
+      <w:r>
+        <w:rPr>
+          <w:lang w:val="es-ES"/>
+        </w:rPr>
+        <w:t>fragments</w:t>
+      </w:r>
+      <w:proofErr w:type="spellEnd"/>
+      <w:r>
+        <w:rPr>
+          <w:lang w:val="es-ES"/>
+        </w:rPr>
+        <w:t>)</w:t>
+      </w:r>
+      <w:r>
+        <w:rPr>
+          <w:lang w:val="es-ES"/>
+        </w:rPr>
+        <w:t xml:space="preserve">? </w:t>
+      </w:r>
+      <w:r>
+        <w:rPr>
+          <w:lang w:val="es-ES"/>
+        </w:rPr>
+        <w:t>No</w:t>
+      </w:r>
+      <w:r>
+        <w:rPr>
+          <w:lang w:val="es-ES"/>
+        </w:rPr>
+        <w:t xml:space="preserve"> lo programes, </w:t>
+      </w:r>
+      <w:r>
+        <w:rPr>
+          <w:lang w:val="es-ES"/>
+        </w:rPr>
+        <w:t>solo voy a poner</w:t>
+      </w:r>
+      <w:r>
+        <w:rPr>
+          <w:lang w:val="es-ES"/>
+        </w:rPr>
+        <w:t xml:space="preserve"> un texto el diseño</w:t>
+      </w:r>
+      <w:r>
+        <w:rPr>
+          <w:lang w:val="es-ES"/>
+        </w:rPr>
+        <w:t xml:space="preserve"> futuro</w:t>
+      </w:r>
+      <w:r>
+        <w:rPr>
+          <w:lang w:val="es-ES"/>
+        </w:rPr>
+        <w:t xml:space="preserve">. Además, en la parte de arriba del mapa quiero anclar los filtros y el propio logo de la app . </w:t>
+      </w:r>
+      <w:r>
+        <w:rPr>
+          <w:lang w:val="es-ES"/>
+        </w:rPr>
+        <w:t>Entonces</w:t>
+      </w:r>
+      <w:r>
+        <w:rPr>
+          <w:lang w:val="es-ES"/>
+        </w:rPr>
+        <w:t xml:space="preserve"> dudo sobre si meter un </w:t>
+      </w:r>
+      <w:proofErr w:type="spellStart"/>
+      <w:r>
+        <w:rPr>
+          <w:lang w:val="es-ES"/>
+        </w:rPr>
+        <w:t>men</w:t>
+      </w:r>
+      <w:r>
+        <w:rPr>
+          <w:lang w:val="es-ES"/>
+        </w:rPr>
+        <w:t>u</w:t>
+      </w:r>
+      <w:proofErr w:type="spellEnd"/>
+      <w:r>
+        <w:rPr>
+          <w:lang w:val="es-ES"/>
+        </w:rPr>
+        <w:t xml:space="preserve"> hamburguesa lateral</w:t>
+      </w:r>
+      <w:r>
+        <w:rPr>
+          <w:lang w:val="es-ES"/>
+        </w:rPr>
+        <w:t xml:space="preserve"> o</w:t>
+      </w:r>
+      <w:r>
+        <w:rPr>
+          <w:lang w:val="es-ES"/>
+        </w:rPr>
+        <w:t xml:space="preserve"> </w:t>
+      </w:r>
+      <w:r>
+        <w:rPr>
+          <w:lang w:val="es-ES"/>
+        </w:rPr>
+        <w:t xml:space="preserve">igual es repetitivo teniendo ya botones del </w:t>
+      </w:r>
+      <w:proofErr w:type="spellStart"/>
+      <w:r>
+        <w:rPr>
+          <w:lang w:val="es-ES"/>
+        </w:rPr>
+        <w:t>fragment</w:t>
+      </w:r>
+      <w:proofErr w:type="spellEnd"/>
+      <w:r>
+        <w:rPr>
+          <w:lang w:val="es-ES"/>
+        </w:rPr>
+        <w:t xml:space="preserve"> abajo??. </w:t>
+      </w:r>
+    </w:p>
+    <w:p>
+      <w:pPr>
+        <w:jc w:val="both"/>
+        <w:rPr>
+          <w:lang w:val="es-ES"/>
+        </w:rPr>
+      </w:pPr>
+      <w:r>
+        <w:rPr>
+          <w:lang w:val="es-ES"/>
+        </w:rPr>
+        <w:t>He</w:t>
+      </w:r>
+      <w:r>
+        <w:rPr>
+          <w:lang w:val="es-ES"/>
+        </w:rPr>
+        <w:t xml:space="preserve"> pensado igual poner el logo difuminado debajo</w:t>
+      </w:r>
+      <w:r>
+        <w:rPr>
+          <w:lang w:val="es-ES"/>
+        </w:rPr>
+        <w:t xml:space="preserve"> del </w:t>
+      </w:r>
+      <w:proofErr w:type="spellStart"/>
+      <w:r>
+        <w:rPr>
+          <w:lang w:val="es-ES"/>
+        </w:rPr>
+        <w:t>menu</w:t>
+      </w:r>
+      <w:proofErr w:type="spellEnd"/>
+      <w:r>
+        <w:rPr>
+          <w:lang w:val="es-ES"/>
+        </w:rPr>
+        <w:t xml:space="preserve"> inferior</w:t>
+      </w:r>
+      <w:r>
+        <w:rPr>
+          <w:lang w:val="es-ES"/>
+        </w:rPr>
+        <w:t xml:space="preserve">, transparente para ganar pantalla y dejar esa zona al </w:t>
+      </w:r>
+      <w:proofErr w:type="spellStart"/>
+      <w:r>
+        <w:rPr>
+          <w:lang w:val="es-ES"/>
+        </w:rPr>
+        <w:t>menu</w:t>
+      </w:r>
+      <w:proofErr w:type="spellEnd"/>
+      <w:r>
+        <w:rPr>
+          <w:lang w:val="es-ES"/>
+        </w:rPr>
+        <w:t xml:space="preserve"> y al mapa</w:t>
+      </w:r>
+      <w:r>
+        <w:rPr>
+          <w:lang w:val="es-ES"/>
+        </w:rPr>
+        <w:t xml:space="preserve">, </w:t>
+      </w:r>
+      <w:proofErr w:type="spellStart"/>
+      <w:r>
+        <w:rPr>
+          <w:lang w:val="es-ES"/>
+        </w:rPr>
+        <w:t>que</w:t>
+      </w:r>
+      <w:proofErr w:type="spellEnd"/>
+      <w:r>
+        <w:rPr>
+          <w:lang w:val="es-ES"/>
+        </w:rPr>
+        <w:t xml:space="preserve"> opinas de estas opciones de diseño?</w:t>
+      </w:r>
+      <w:r>
+        <w:rPr>
+          <w:lang w:val="es-ES"/>
+        </w:rPr>
+        <w:t>?</w:t>
+      </w:r>
+      <w:r>
+        <w:rPr>
+          <w:lang w:val="es-ES"/>
+        </w:rPr>
+        <w:t xml:space="preserve"> </w:t>
+      </w:r>
+      <w:proofErr w:type="spellStart"/>
+      <w:r>
+        <w:rPr>
+          <w:lang w:val="es-ES"/>
+        </w:rPr>
+        <w:t>Cuales</w:t>
+      </w:r>
+      <w:proofErr w:type="spellEnd"/>
+      <w:r>
+        <w:rPr>
+          <w:lang w:val="es-ES"/>
+        </w:rPr>
+        <w:t xml:space="preserve"> son las mejores opciones según estandarización y usabilidad?? Que es lo </w:t>
+      </w:r>
+      <w:proofErr w:type="spellStart"/>
+      <w:r>
+        <w:rPr>
+          <w:lang w:val="es-ES"/>
+        </w:rPr>
+        <w:t>mas</w:t>
+      </w:r>
+      <w:proofErr w:type="spellEnd"/>
+      <w:r>
+        <w:rPr>
+          <w:lang w:val="es-ES"/>
+        </w:rPr>
+        <w:t xml:space="preserve"> común y vistoso??”</w:t>
+      </w:r>
+    </w:p>
+    <w:p>
+      <w:pPr>
+        <w:jc w:val="both"/>
+        <w:rPr>
+          <w:lang w:val="es-ES"/>
+        </w:rPr>
+      </w:pPr>
+    </w:p>
+    <w:p>
+      <w:pPr>
+        <w:jc w:val="both"/>
+        <w:rPr>
+          <w:lang w:val="es-ES"/>
+        </w:rPr>
+      </w:pPr>
+    </w:p>
+    <w:p>
+      <w:pPr>
+        <w:jc w:val="both"/>
+        <w:rPr>
+          <w:lang w:val="es-ES"/>
+        </w:rPr>
+      </w:pPr>
     </w:p>
     <w:p>
       <w:pPr>
@@ -15725,6 +16584,7 @@
         <w:rPr>
           <w:lang w:val="es-ES"/>
         </w:rPr>
+        <w:lastRenderedPageBreak/>
         <w:t xml:space="preserve">Ha aportado mejoras no previstas inicialmente (GeoJSON) </w:t>
       </w:r>
     </w:p>
@@ -15744,6 +16604,24 @@
           <w:lang w:val="es-ES"/>
         </w:rPr>
         <w:t xml:space="preserve">Ha favorecido un aprendizaje práctico basado en prueba-error </w:t>
+      </w:r>
+    </w:p>
+    <w:p>
+      <w:pPr>
+        <w:numPr>
+          <w:ilvl w:val="0"/>
+          <w:numId w:val="21"/>
+        </w:numPr>
+        <w:jc w:val="both"/>
+        <w:rPr>
+          <w:lang w:val="es-ES"/>
+        </w:rPr>
+      </w:pPr>
+      <w:r>
+        <w:rPr>
+          <w:lang w:val="es-ES"/>
+        </w:rPr>
+        <w:t>Optimización de código y mejoras de rendimiento, proposición de casuísticas y posibles errores a un nivel mas avanzado, proponiendo implementaciones mas adecuadas.</w:t>
       </w:r>
     </w:p>
     <w:p>
@@ -15915,7 +16793,7 @@
   </w:p>
   <w:tbl>
     <w:tblPr>
-      <w:tblStyle w:val="aa"/>
+      <w:tblStyle w:val="3"/>
       <w:tblW w:w="9498" w:type="dxa"/>
       <w:tblInd w:w="-431" w:type="dxa"/>
       <w:tblBorders>
@@ -16126,7 +17004,7 @@
   </w:p>
   <w:tbl>
     <w:tblPr>
-      <w:tblStyle w:val="ab"/>
+      <w:tblStyle w:val="2"/>
       <w:tblW w:w="11907" w:type="dxa"/>
       <w:tblInd w:w="-1706" w:type="dxa"/>
       <w:tblBorders>
@@ -16353,7 +17231,7 @@
   </w:p>
   <w:tbl>
     <w:tblPr>
-      <w:tblStyle w:val="ac"/>
+      <w:tblStyle w:val="1"/>
       <w:tblW w:w="9498" w:type="dxa"/>
       <w:tblInd w:w="-431" w:type="dxa"/>
       <w:tblBorders>
@@ -16555,7 +17433,7 @@
   </w:p>
   <w:tbl>
     <w:tblPr>
-      <w:tblStyle w:val="a7"/>
+      <w:tblStyle w:val="6"/>
       <w:tblW w:w="9485" w:type="dxa"/>
       <w:tblInd w:w="-431" w:type="dxa"/>
       <w:tblBorders>
@@ -16805,7 +17683,7 @@
   </w:p>
   <w:tbl>
     <w:tblPr>
-      <w:tblStyle w:val="a8"/>
+      <w:tblStyle w:val="5"/>
       <w:tblW w:w="11907" w:type="dxa"/>
       <w:tblInd w:w="-1706" w:type="dxa"/>
       <w:tblBorders>
@@ -16911,7 +17789,7 @@
   </w:p>
   <w:tbl>
     <w:tblPr>
-      <w:tblStyle w:val="a9"/>
+      <w:tblStyle w:val="4"/>
       <w:tblW w:w="9498" w:type="dxa"/>
       <w:tblInd w:w="-431" w:type="dxa"/>
       <w:tblBorders>
@@ -17692,6 +18570,155 @@
     </w:lvl>
   </w:abstractNum>
   <w:abstractNum w:abstractNumId="5" w15:restartNumberingAfterBreak="0">
+    <w:nsid w:val="0DEB25FB"/>
+    <w:multiLevelType w:val="multilevel"/>
+    <w:tmpl w:val="7B5ABA16"/>
+    <w:lvl w:ilvl="0">
+      <w:start w:val="1"/>
+      <w:numFmt w:val="bullet"/>
+      <w:lvlText w:val=""/>
+      <w:lvlJc w:val="left"/>
+      <w:pPr>
+        <w:tabs>
+          <w:tab w:val="num" w:pos="720"/>
+        </w:tabs>
+        <w:ind w:left="720" w:hanging="360"/>
+      </w:pPr>
+      <w:rPr>
+        <w:rFonts w:ascii="Symbol" w:hAnsi="Symbol" w:hint="default"/>
+        <w:sz w:val="20"/>
+      </w:rPr>
+    </w:lvl>
+    <w:lvl w:ilvl="1" w:tentative="1">
+      <w:start w:val="1"/>
+      <w:numFmt w:val="bullet"/>
+      <w:lvlText w:val="o"/>
+      <w:lvlJc w:val="left"/>
+      <w:pPr>
+        <w:tabs>
+          <w:tab w:val="num" w:pos="1440"/>
+        </w:tabs>
+        <w:ind w:left="1440" w:hanging="360"/>
+      </w:pPr>
+      <w:rPr>
+        <w:rFonts w:ascii="Courier New" w:hAnsi="Courier New" w:hint="default"/>
+        <w:sz w:val="20"/>
+      </w:rPr>
+    </w:lvl>
+    <w:lvl w:ilvl="2" w:tentative="1">
+      <w:start w:val="1"/>
+      <w:numFmt w:val="bullet"/>
+      <w:lvlText w:val=""/>
+      <w:lvlJc w:val="left"/>
+      <w:pPr>
+        <w:tabs>
+          <w:tab w:val="num" w:pos="2160"/>
+        </w:tabs>
+        <w:ind w:left="2160" w:hanging="360"/>
+      </w:pPr>
+      <w:rPr>
+        <w:rFonts w:ascii="Wingdings" w:hAnsi="Wingdings" w:hint="default"/>
+        <w:sz w:val="20"/>
+      </w:rPr>
+    </w:lvl>
+    <w:lvl w:ilvl="3" w:tentative="1">
+      <w:start w:val="1"/>
+      <w:numFmt w:val="bullet"/>
+      <w:lvlText w:val=""/>
+      <w:lvlJc w:val="left"/>
+      <w:pPr>
+        <w:tabs>
+          <w:tab w:val="num" w:pos="2880"/>
+        </w:tabs>
+        <w:ind w:left="2880" w:hanging="360"/>
+      </w:pPr>
+      <w:rPr>
+        <w:rFonts w:ascii="Wingdings" w:hAnsi="Wingdings" w:hint="default"/>
+        <w:sz w:val="20"/>
+      </w:rPr>
+    </w:lvl>
+    <w:lvl w:ilvl="4" w:tentative="1">
+      <w:start w:val="1"/>
+      <w:numFmt w:val="bullet"/>
+      <w:lvlText w:val=""/>
+      <w:lvlJc w:val="left"/>
+      <w:pPr>
+        <w:tabs>
+          <w:tab w:val="num" w:pos="3600"/>
+        </w:tabs>
+        <w:ind w:left="3600" w:hanging="360"/>
+      </w:pPr>
+      <w:rPr>
+        <w:rFonts w:ascii="Wingdings" w:hAnsi="Wingdings" w:hint="default"/>
+        <w:sz w:val="20"/>
+      </w:rPr>
+    </w:lvl>
+    <w:lvl w:ilvl="5" w:tentative="1">
+      <w:start w:val="1"/>
+      <w:numFmt w:val="bullet"/>
+      <w:lvlText w:val=""/>
+      <w:lvlJc w:val="left"/>
+      <w:pPr>
+        <w:tabs>
+          <w:tab w:val="num" w:pos="4320"/>
+        </w:tabs>
+        <w:ind w:left="4320" w:hanging="360"/>
+      </w:pPr>
+      <w:rPr>
+        <w:rFonts w:ascii="Wingdings" w:hAnsi="Wingdings" w:hint="default"/>
+        <w:sz w:val="20"/>
+      </w:rPr>
+    </w:lvl>
+    <w:lvl w:ilvl="6" w:tentative="1">
+      <w:start w:val="1"/>
+      <w:numFmt w:val="bullet"/>
+      <w:lvlText w:val=""/>
+      <w:lvlJc w:val="left"/>
+      <w:pPr>
+        <w:tabs>
+          <w:tab w:val="num" w:pos="5040"/>
+        </w:tabs>
+        <w:ind w:left="5040" w:hanging="360"/>
+      </w:pPr>
+      <w:rPr>
+        <w:rFonts w:ascii="Wingdings" w:hAnsi="Wingdings" w:hint="default"/>
+        <w:sz w:val="20"/>
+      </w:rPr>
+    </w:lvl>
+    <w:lvl w:ilvl="7" w:tentative="1">
+      <w:start w:val="1"/>
+      <w:numFmt w:val="bullet"/>
+      <w:lvlText w:val=""/>
+      <w:lvlJc w:val="left"/>
+      <w:pPr>
+        <w:tabs>
+          <w:tab w:val="num" w:pos="5760"/>
+        </w:tabs>
+        <w:ind w:left="5760" w:hanging="360"/>
+      </w:pPr>
+      <w:rPr>
+        <w:rFonts w:ascii="Wingdings" w:hAnsi="Wingdings" w:hint="default"/>
+        <w:sz w:val="20"/>
+      </w:rPr>
+    </w:lvl>
+    <w:lvl w:ilvl="8" w:tentative="1">
+      <w:start w:val="1"/>
+      <w:numFmt w:val="bullet"/>
+      <w:lvlText w:val=""/>
+      <w:lvlJc w:val="left"/>
+      <w:pPr>
+        <w:tabs>
+          <w:tab w:val="num" w:pos="6480"/>
+        </w:tabs>
+        <w:ind w:left="6480" w:hanging="360"/>
+      </w:pPr>
+      <w:rPr>
+        <w:rFonts w:ascii="Wingdings" w:hAnsi="Wingdings" w:hint="default"/>
+        <w:sz w:val="20"/>
+      </w:rPr>
+    </w:lvl>
+  </w:abstractNum>
+  <w:abstractNum w:abstractNumId="6" w15:restartNumberingAfterBreak="0">
     <w:nsid w:val="136C5A81"/>
     <w:multiLevelType w:val="multilevel"/>
     <w:tmpl w:val="A24A9A10"/>
@@ -17840,7 +18867,7 @@
       </w:rPr>
     </w:lvl>
   </w:abstractNum>
-  <w:abstractNum w:abstractNumId="6" w15:restartNumberingAfterBreak="0">
+  <w:abstractNum w:abstractNumId="7" w15:restartNumberingAfterBreak="0">
     <w:nsid w:val="149A7D2E"/>
     <w:multiLevelType w:val="hybridMultilevel"/>
     <w:tmpl w:val="2A3CB4FC"/>
@@ -17952,7 +18979,120 @@
       </w:rPr>
     </w:lvl>
   </w:abstractNum>
-  <w:abstractNum w:abstractNumId="7" w15:restartNumberingAfterBreak="0">
+  <w:abstractNum w:abstractNumId="8" w15:restartNumberingAfterBreak="0">
+    <w:nsid w:val="18A64390"/>
+    <w:multiLevelType w:val="hybridMultilevel"/>
+    <w:tmpl w:val="753E481E"/>
+    <w:lvl w:ilvl="0" w:tplc="0C0A0001">
+      <w:start w:val="1"/>
+      <w:numFmt w:val="bullet"/>
+      <w:lvlText w:val=""/>
+      <w:lvlJc w:val="left"/>
+      <w:pPr>
+        <w:ind w:left="770" w:hanging="360"/>
+      </w:pPr>
+      <w:rPr>
+        <w:rFonts w:ascii="Symbol" w:hAnsi="Symbol" w:hint="default"/>
+      </w:rPr>
+    </w:lvl>
+    <w:lvl w:ilvl="1" w:tplc="0C0A0003" w:tentative="1">
+      <w:start w:val="1"/>
+      <w:numFmt w:val="bullet"/>
+      <w:lvlText w:val="o"/>
+      <w:lvlJc w:val="left"/>
+      <w:pPr>
+        <w:ind w:left="1490" w:hanging="360"/>
+      </w:pPr>
+      <w:rPr>
+        <w:rFonts w:ascii="Courier New" w:hAnsi="Courier New" w:cs="Courier New" w:hint="default"/>
+      </w:rPr>
+    </w:lvl>
+    <w:lvl w:ilvl="2" w:tplc="0C0A0005" w:tentative="1">
+      <w:start w:val="1"/>
+      <w:numFmt w:val="bullet"/>
+      <w:lvlText w:val=""/>
+      <w:lvlJc w:val="left"/>
+      <w:pPr>
+        <w:ind w:left="2210" w:hanging="360"/>
+      </w:pPr>
+      <w:rPr>
+        <w:rFonts w:ascii="Wingdings" w:hAnsi="Wingdings" w:hint="default"/>
+      </w:rPr>
+    </w:lvl>
+    <w:lvl w:ilvl="3" w:tplc="0C0A0001" w:tentative="1">
+      <w:start w:val="1"/>
+      <w:numFmt w:val="bullet"/>
+      <w:lvlText w:val=""/>
+      <w:lvlJc w:val="left"/>
+      <w:pPr>
+        <w:ind w:left="2930" w:hanging="360"/>
+      </w:pPr>
+      <w:rPr>
+        <w:rFonts w:ascii="Symbol" w:hAnsi="Symbol" w:hint="default"/>
+      </w:rPr>
+    </w:lvl>
+    <w:lvl w:ilvl="4" w:tplc="0C0A0003" w:tentative="1">
+      <w:start w:val="1"/>
+      <w:numFmt w:val="bullet"/>
+      <w:lvlText w:val="o"/>
+      <w:lvlJc w:val="left"/>
+      <w:pPr>
+        <w:ind w:left="3650" w:hanging="360"/>
+      </w:pPr>
+      <w:rPr>
+        <w:rFonts w:ascii="Courier New" w:hAnsi="Courier New" w:cs="Courier New" w:hint="default"/>
+      </w:rPr>
+    </w:lvl>
+    <w:lvl w:ilvl="5" w:tplc="0C0A0005" w:tentative="1">
+      <w:start w:val="1"/>
+      <w:numFmt w:val="bullet"/>
+      <w:lvlText w:val=""/>
+      <w:lvlJc w:val="left"/>
+      <w:pPr>
+        <w:ind w:left="4370" w:hanging="360"/>
+      </w:pPr>
+      <w:rPr>
+        <w:rFonts w:ascii="Wingdings" w:hAnsi="Wingdings" w:hint="default"/>
+      </w:rPr>
+    </w:lvl>
+    <w:lvl w:ilvl="6" w:tplc="0C0A0001" w:tentative="1">
+      <w:start w:val="1"/>
+      <w:numFmt w:val="bullet"/>
+      <w:lvlText w:val=""/>
+      <w:lvlJc w:val="left"/>
+      <w:pPr>
+        <w:ind w:left="5090" w:hanging="360"/>
+      </w:pPr>
+      <w:rPr>
+        <w:rFonts w:ascii="Symbol" w:hAnsi="Symbol" w:hint="default"/>
+      </w:rPr>
+    </w:lvl>
+    <w:lvl w:ilvl="7" w:tplc="0C0A0003" w:tentative="1">
+      <w:start w:val="1"/>
+      <w:numFmt w:val="bullet"/>
+      <w:lvlText w:val="o"/>
+      <w:lvlJc w:val="left"/>
+      <w:pPr>
+        <w:ind w:left="5810" w:hanging="360"/>
+      </w:pPr>
+      <w:rPr>
+        <w:rFonts w:ascii="Courier New" w:hAnsi="Courier New" w:cs="Courier New" w:hint="default"/>
+      </w:rPr>
+    </w:lvl>
+    <w:lvl w:ilvl="8" w:tplc="0C0A0005" w:tentative="1">
+      <w:start w:val="1"/>
+      <w:numFmt w:val="bullet"/>
+      <w:lvlText w:val=""/>
+      <w:lvlJc w:val="left"/>
+      <w:pPr>
+        <w:ind w:left="6530" w:hanging="360"/>
+      </w:pPr>
+      <w:rPr>
+        <w:rFonts w:ascii="Wingdings" w:hAnsi="Wingdings" w:hint="default"/>
+      </w:rPr>
+    </w:lvl>
+  </w:abstractNum>
+  <w:abstractNum w:abstractNumId="9" w15:restartNumberingAfterBreak="0">
     <w:nsid w:val="1CDC6167"/>
     <w:multiLevelType w:val="hybridMultilevel"/>
     <w:tmpl w:val="0AF820E2"/>
@@ -18065,7 +19205,7 @@
       </w:rPr>
     </w:lvl>
   </w:abstractNum>
-  <w:abstractNum w:abstractNumId="8" w15:restartNumberingAfterBreak="0">
+  <w:abstractNum w:abstractNumId="10" w15:restartNumberingAfterBreak="0">
     <w:nsid w:val="1F09553C"/>
     <w:multiLevelType w:val="multilevel"/>
     <w:tmpl w:val="66A09C9A"/>
@@ -18214,7 +19354,7 @@
       </w:rPr>
     </w:lvl>
   </w:abstractNum>
-  <w:abstractNum w:abstractNumId="9" w15:restartNumberingAfterBreak="0">
+  <w:abstractNum w:abstractNumId="11" w15:restartNumberingAfterBreak="0">
     <w:nsid w:val="24517E46"/>
     <w:multiLevelType w:val="multilevel"/>
     <w:tmpl w:val="0D0E0E10"/>
@@ -18363,7 +19503,7 @@
       </w:rPr>
     </w:lvl>
   </w:abstractNum>
-  <w:abstractNum w:abstractNumId="10" w15:restartNumberingAfterBreak="0">
+  <w:abstractNum w:abstractNumId="12" w15:restartNumberingAfterBreak="0">
     <w:nsid w:val="34D222C0"/>
     <w:multiLevelType w:val="hybridMultilevel"/>
     <w:tmpl w:val="F68CFFBC"/>
@@ -18475,7 +19615,7 @@
       </w:rPr>
     </w:lvl>
   </w:abstractNum>
-  <w:abstractNum w:abstractNumId="11" w15:restartNumberingAfterBreak="0">
+  <w:abstractNum w:abstractNumId="13" w15:restartNumberingAfterBreak="0">
     <w:nsid w:val="37EB7749"/>
     <w:multiLevelType w:val="multilevel"/>
     <w:tmpl w:val="1862E98C"/>
@@ -18624,7 +19764,7 @@
       </w:rPr>
     </w:lvl>
   </w:abstractNum>
-  <w:abstractNum w:abstractNumId="12" w15:restartNumberingAfterBreak="0">
+  <w:abstractNum w:abstractNumId="14" w15:restartNumberingAfterBreak="0">
     <w:nsid w:val="38B36307"/>
     <w:multiLevelType w:val="multilevel"/>
     <w:tmpl w:val="BEF2DD6A"/>
@@ -18710,7 +19850,7 @@
       </w:pPr>
     </w:lvl>
   </w:abstractNum>
-  <w:abstractNum w:abstractNumId="13" w15:restartNumberingAfterBreak="0">
+  <w:abstractNum w:abstractNumId="15" w15:restartNumberingAfterBreak="0">
     <w:nsid w:val="38D17778"/>
     <w:multiLevelType w:val="multilevel"/>
     <w:tmpl w:val="07D030A2"/>
@@ -18859,7 +19999,7 @@
       </w:rPr>
     </w:lvl>
   </w:abstractNum>
-  <w:abstractNum w:abstractNumId="14" w15:restartNumberingAfterBreak="0">
+  <w:abstractNum w:abstractNumId="16" w15:restartNumberingAfterBreak="0">
     <w:nsid w:val="395D6F65"/>
     <w:multiLevelType w:val="multilevel"/>
     <w:tmpl w:val="AD702BE8"/>
@@ -19008,7 +20148,7 @@
       </w:rPr>
     </w:lvl>
   </w:abstractNum>
-  <w:abstractNum w:abstractNumId="15" w15:restartNumberingAfterBreak="0">
+  <w:abstractNum w:abstractNumId="17" w15:restartNumberingAfterBreak="0">
     <w:nsid w:val="39D85CAC"/>
     <w:multiLevelType w:val="multilevel"/>
     <w:tmpl w:val="F13880D4"/>
@@ -19157,7 +20297,7 @@
       </w:rPr>
     </w:lvl>
   </w:abstractNum>
-  <w:abstractNum w:abstractNumId="16" w15:restartNumberingAfterBreak="0">
+  <w:abstractNum w:abstractNumId="18" w15:restartNumberingAfterBreak="0">
     <w:nsid w:val="4302536D"/>
     <w:multiLevelType w:val="multilevel"/>
     <w:tmpl w:val="9B385896"/>
@@ -19306,7 +20446,7 @@
       </w:rPr>
     </w:lvl>
   </w:abstractNum>
-  <w:abstractNum w:abstractNumId="17" w15:restartNumberingAfterBreak="0">
+  <w:abstractNum w:abstractNumId="19" w15:restartNumberingAfterBreak="0">
     <w:nsid w:val="44F7763B"/>
     <w:multiLevelType w:val="multilevel"/>
     <w:tmpl w:val="18A6FF5A"/>
@@ -19455,7 +20595,7 @@
       </w:rPr>
     </w:lvl>
   </w:abstractNum>
-  <w:abstractNum w:abstractNumId="18" w15:restartNumberingAfterBreak="0">
+  <w:abstractNum w:abstractNumId="20" w15:restartNumberingAfterBreak="0">
     <w:nsid w:val="47380380"/>
     <w:multiLevelType w:val="multilevel"/>
     <w:tmpl w:val="DE90B380"/>
@@ -19604,7 +20744,120 @@
       </w:rPr>
     </w:lvl>
   </w:abstractNum>
-  <w:abstractNum w:abstractNumId="19" w15:restartNumberingAfterBreak="0">
+  <w:abstractNum w:abstractNumId="21" w15:restartNumberingAfterBreak="0">
+    <w:nsid w:val="4774758E"/>
+    <w:multiLevelType w:val="hybridMultilevel"/>
+    <w:tmpl w:val="599E658A"/>
+    <w:lvl w:ilvl="0" w:tplc="0C0A0001">
+      <w:start w:val="1"/>
+      <w:numFmt w:val="bullet"/>
+      <w:lvlText w:val=""/>
+      <w:lvlJc w:val="left"/>
+      <w:pPr>
+        <w:ind w:left="720" w:hanging="360"/>
+      </w:pPr>
+      <w:rPr>
+        <w:rFonts w:ascii="Symbol" w:hAnsi="Symbol" w:hint="default"/>
+      </w:rPr>
+    </w:lvl>
+    <w:lvl w:ilvl="1" w:tplc="0C0A0003" w:tentative="1">
+      <w:start w:val="1"/>
+      <w:numFmt w:val="bullet"/>
+      <w:lvlText w:val="o"/>
+      <w:lvlJc w:val="left"/>
+      <w:pPr>
+        <w:ind w:left="1440" w:hanging="360"/>
+      </w:pPr>
+      <w:rPr>
+        <w:rFonts w:ascii="Courier New" w:hAnsi="Courier New" w:cs="Courier New" w:hint="default"/>
+      </w:rPr>
+    </w:lvl>
+    <w:lvl w:ilvl="2" w:tplc="0C0A0005" w:tentative="1">
+      <w:start w:val="1"/>
+      <w:numFmt w:val="bullet"/>
+      <w:lvlText w:val=""/>
+      <w:lvlJc w:val="left"/>
+      <w:pPr>
+        <w:ind w:left="2160" w:hanging="360"/>
+      </w:pPr>
+      <w:rPr>
+        <w:rFonts w:ascii="Wingdings" w:hAnsi="Wingdings" w:hint="default"/>
+      </w:rPr>
+    </w:lvl>
+    <w:lvl w:ilvl="3" w:tplc="0C0A0001" w:tentative="1">
+      <w:start w:val="1"/>
+      <w:numFmt w:val="bullet"/>
+      <w:lvlText w:val=""/>
+      <w:lvlJc w:val="left"/>
+      <w:pPr>
+        <w:ind w:left="2880" w:hanging="360"/>
+      </w:pPr>
+      <w:rPr>
+        <w:rFonts w:ascii="Symbol" w:hAnsi="Symbol" w:hint="default"/>
+      </w:rPr>
+    </w:lvl>
+    <w:lvl w:ilvl="4" w:tplc="0C0A0003" w:tentative="1">
+      <w:start w:val="1"/>
+      <w:numFmt w:val="bullet"/>
+      <w:lvlText w:val="o"/>
+      <w:lvlJc w:val="left"/>
+      <w:pPr>
+        <w:ind w:left="3600" w:hanging="360"/>
+      </w:pPr>
+      <w:rPr>
+        <w:rFonts w:ascii="Courier New" w:hAnsi="Courier New" w:cs="Courier New" w:hint="default"/>
+      </w:rPr>
+    </w:lvl>
+    <w:lvl w:ilvl="5" w:tplc="0C0A0005" w:tentative="1">
+      <w:start w:val="1"/>
+      <w:numFmt w:val="bullet"/>
+      <w:lvlText w:val=""/>
+      <w:lvlJc w:val="left"/>
+      <w:pPr>
+        <w:ind w:left="4320" w:hanging="360"/>
+      </w:pPr>
+      <w:rPr>
+        <w:rFonts w:ascii="Wingdings" w:hAnsi="Wingdings" w:hint="default"/>
+      </w:rPr>
+    </w:lvl>
+    <w:lvl w:ilvl="6" w:tplc="0C0A0001" w:tentative="1">
+      <w:start w:val="1"/>
+      <w:numFmt w:val="bullet"/>
+      <w:lvlText w:val=""/>
+      <w:lvlJc w:val="left"/>
+      <w:pPr>
+        <w:ind w:left="5040" w:hanging="360"/>
+      </w:pPr>
+      <w:rPr>
+        <w:rFonts w:ascii="Symbol" w:hAnsi="Symbol" w:hint="default"/>
+      </w:rPr>
+    </w:lvl>
+    <w:lvl w:ilvl="7" w:tplc="0C0A0003" w:tentative="1">
+      <w:start w:val="1"/>
+      <w:numFmt w:val="bullet"/>
+      <w:lvlText w:val="o"/>
+      <w:lvlJc w:val="left"/>
+      <w:pPr>
+        <w:ind w:left="5760" w:hanging="360"/>
+      </w:pPr>
+      <w:rPr>
+        <w:rFonts w:ascii="Courier New" w:hAnsi="Courier New" w:cs="Courier New" w:hint="default"/>
+      </w:rPr>
+    </w:lvl>
+    <w:lvl w:ilvl="8" w:tplc="0C0A0005" w:tentative="1">
+      <w:start w:val="1"/>
+      <w:numFmt w:val="bullet"/>
+      <w:lvlText w:val=""/>
+      <w:lvlJc w:val="left"/>
+      <w:pPr>
+        <w:ind w:left="6480" w:hanging="360"/>
+      </w:pPr>
+      <w:rPr>
+        <w:rFonts w:ascii="Wingdings" w:hAnsi="Wingdings" w:hint="default"/>
+      </w:rPr>
+    </w:lvl>
+  </w:abstractNum>
+  <w:abstractNum w:abstractNumId="22" w15:restartNumberingAfterBreak="0">
     <w:nsid w:val="4F175A8C"/>
     <w:multiLevelType w:val="multilevel"/>
     <w:tmpl w:val="F60A6668"/>
@@ -19753,7 +21006,7 @@
       </w:rPr>
     </w:lvl>
   </w:abstractNum>
-  <w:abstractNum w:abstractNumId="20" w15:restartNumberingAfterBreak="0">
+  <w:abstractNum w:abstractNumId="23" w15:restartNumberingAfterBreak="0">
     <w:nsid w:val="4FF70F09"/>
     <w:multiLevelType w:val="multilevel"/>
     <w:tmpl w:val="DB60A428"/>
@@ -19839,7 +21092,7 @@
       </w:pPr>
     </w:lvl>
   </w:abstractNum>
-  <w:abstractNum w:abstractNumId="21" w15:restartNumberingAfterBreak="0">
+  <w:abstractNum w:abstractNumId="24" w15:restartNumberingAfterBreak="0">
     <w:nsid w:val="5C405C2C"/>
     <w:multiLevelType w:val="hybridMultilevel"/>
     <w:tmpl w:val="A40E454A"/>
@@ -19951,7 +21204,7 @@
       </w:rPr>
     </w:lvl>
   </w:abstractNum>
-  <w:abstractNum w:abstractNumId="22" w15:restartNumberingAfterBreak="0">
+  <w:abstractNum w:abstractNumId="25" w15:restartNumberingAfterBreak="0">
     <w:nsid w:val="62133A27"/>
     <w:multiLevelType w:val="hybridMultilevel"/>
     <w:tmpl w:val="5B2E6F94"/>
@@ -20064,7 +21317,7 @@
       </w:rPr>
     </w:lvl>
   </w:abstractNum>
-  <w:abstractNum w:abstractNumId="23" w15:restartNumberingAfterBreak="0">
+  <w:abstractNum w:abstractNumId="26" w15:restartNumberingAfterBreak="0">
     <w:nsid w:val="6964633A"/>
     <w:multiLevelType w:val="multilevel"/>
     <w:tmpl w:val="D1564B66"/>
@@ -20150,7 +21403,7 @@
       </w:pPr>
     </w:lvl>
   </w:abstractNum>
-  <w:abstractNum w:abstractNumId="24" w15:restartNumberingAfterBreak="0">
+  <w:abstractNum w:abstractNumId="27" w15:restartNumberingAfterBreak="0">
     <w:nsid w:val="69C6271C"/>
     <w:multiLevelType w:val="hybridMultilevel"/>
     <w:tmpl w:val="35CA0C06"/>
@@ -20263,7 +21516,7 @@
       </w:rPr>
     </w:lvl>
   </w:abstractNum>
-  <w:abstractNum w:abstractNumId="25" w15:restartNumberingAfterBreak="0">
+  <w:abstractNum w:abstractNumId="28" w15:restartNumberingAfterBreak="0">
     <w:nsid w:val="73A37D13"/>
     <w:multiLevelType w:val="multilevel"/>
     <w:tmpl w:val="0F0C8E6E"/>
@@ -20412,7 +21665,7 @@
       </w:rPr>
     </w:lvl>
   </w:abstractNum>
-  <w:abstractNum w:abstractNumId="26" w15:restartNumberingAfterBreak="0">
+  <w:abstractNum w:abstractNumId="29" w15:restartNumberingAfterBreak="0">
     <w:nsid w:val="780A6FA6"/>
     <w:multiLevelType w:val="multilevel"/>
     <w:tmpl w:val="14C8C38C"/>
@@ -20561,7 +21814,7 @@
       </w:rPr>
     </w:lvl>
   </w:abstractNum>
-  <w:abstractNum w:abstractNumId="27" w15:restartNumberingAfterBreak="0">
+  <w:abstractNum w:abstractNumId="30" w15:restartNumberingAfterBreak="0">
     <w:nsid w:val="79643FB5"/>
     <w:multiLevelType w:val="hybridMultilevel"/>
     <w:tmpl w:val="6B5AB522"/>
@@ -20674,7 +21927,7 @@
       </w:rPr>
     </w:lvl>
   </w:abstractNum>
-  <w:abstractNum w:abstractNumId="28" w15:restartNumberingAfterBreak="0">
+  <w:abstractNum w:abstractNumId="31" w15:restartNumberingAfterBreak="0">
     <w:nsid w:val="7E1B3223"/>
     <w:multiLevelType w:val="multilevel"/>
     <w:tmpl w:val="452E74A4"/>
@@ -20823,7 +22076,7 @@
       </w:rPr>
     </w:lvl>
   </w:abstractNum>
-  <w:abstractNum w:abstractNumId="29" w15:restartNumberingAfterBreak="0">
+  <w:abstractNum w:abstractNumId="32" w15:restartNumberingAfterBreak="0">
     <w:nsid w:val="7E670C65"/>
     <w:multiLevelType w:val="hybridMultilevel"/>
     <w:tmpl w:val="B0B0D544"/>
@@ -20937,7 +22190,7 @@
       </w:rPr>
     </w:lvl>
   </w:abstractNum>
-  <w:abstractNum w:abstractNumId="30" w15:restartNumberingAfterBreak="0">
+  <w:abstractNum w:abstractNumId="33" w15:restartNumberingAfterBreak="0">
     <w:nsid w:val="7EB37412"/>
     <w:multiLevelType w:val="hybridMultilevel"/>
     <w:tmpl w:val="E3C22AB8"/>
@@ -21057,91 +22310,100 @@
     <w:abstractNumId w:val="4"/>
   </w:num>
   <w:num w:numId="3" w16cid:durableId="1994485461">
-    <w:abstractNumId w:val="10"/>
+    <w:abstractNumId w:val="12"/>
   </w:num>
   <w:num w:numId="4" w16cid:durableId="104425722">
+    <w:abstractNumId w:val="30"/>
+  </w:num>
+  <w:num w:numId="5" w16cid:durableId="2115900536">
+    <w:abstractNumId w:val="23"/>
+  </w:num>
+  <w:num w:numId="6" w16cid:durableId="1407801088">
+    <w:abstractNumId w:val="14"/>
+  </w:num>
+  <w:num w:numId="7" w16cid:durableId="894437171">
     <w:abstractNumId w:val="27"/>
   </w:num>
-  <w:num w:numId="5" w16cid:durableId="2115900536">
-    <w:abstractNumId w:val="20"/>
-  </w:num>
-  <w:num w:numId="6" w16cid:durableId="1407801088">
-    <w:abstractNumId w:val="12"/>
-  </w:num>
-  <w:num w:numId="7" w16cid:durableId="894437171">
-    <w:abstractNumId w:val="24"/>
-  </w:num>
   <w:num w:numId="8" w16cid:durableId="701785749">
-    <w:abstractNumId w:val="7"/>
+    <w:abstractNumId w:val="9"/>
   </w:num>
   <w:num w:numId="9" w16cid:durableId="561255064">
-    <w:abstractNumId w:val="23"/>
+    <w:abstractNumId w:val="26"/>
   </w:num>
   <w:num w:numId="10" w16cid:durableId="523247901">
     <w:abstractNumId w:val="3"/>
   </w:num>
   <w:num w:numId="11" w16cid:durableId="894390073">
-    <w:abstractNumId w:val="6"/>
+    <w:abstractNumId w:val="7"/>
   </w:num>
   <w:num w:numId="12" w16cid:durableId="533351790">
-    <w:abstractNumId w:val="13"/>
+    <w:abstractNumId w:val="15"/>
   </w:num>
   <w:num w:numId="13" w16cid:durableId="1025641094">
-    <w:abstractNumId w:val="25"/>
+    <w:abstractNumId w:val="28"/>
   </w:num>
   <w:num w:numId="14" w16cid:durableId="704990249">
-    <w:abstractNumId w:val="29"/>
+    <w:abstractNumId w:val="32"/>
   </w:num>
   <w:num w:numId="15" w16cid:durableId="1870484676">
-    <w:abstractNumId w:val="15"/>
+    <w:abstractNumId w:val="17"/>
   </w:num>
   <w:num w:numId="16" w16cid:durableId="2024621508">
-    <w:abstractNumId w:val="9"/>
+    <w:abstractNumId w:val="11"/>
   </w:num>
   <w:num w:numId="17" w16cid:durableId="1924218772">
-    <w:abstractNumId w:val="14"/>
+    <w:abstractNumId w:val="16"/>
   </w:num>
   <w:num w:numId="18" w16cid:durableId="1517572167">
-    <w:abstractNumId w:val="17"/>
+    <w:abstractNumId w:val="19"/>
   </w:num>
   <w:num w:numId="19" w16cid:durableId="422608097">
-    <w:abstractNumId w:val="28"/>
+    <w:abstractNumId w:val="31"/>
   </w:num>
   <w:num w:numId="20" w16cid:durableId="81149639">
     <w:abstractNumId w:val="1"/>
   </w:num>
   <w:num w:numId="21" w16cid:durableId="2084720694">
-    <w:abstractNumId w:val="5"/>
+    <w:abstractNumId w:val="6"/>
   </w:num>
   <w:num w:numId="22" w16cid:durableId="366679577">
-    <w:abstractNumId w:val="11"/>
+    <w:abstractNumId w:val="13"/>
   </w:num>
   <w:num w:numId="23" w16cid:durableId="854268046">
-    <w:abstractNumId w:val="26"/>
+    <w:abstractNumId w:val="29"/>
   </w:num>
   <w:num w:numId="24" w16cid:durableId="1707217327">
-    <w:abstractNumId w:val="18"/>
+    <w:abstractNumId w:val="20"/>
   </w:num>
   <w:num w:numId="25" w16cid:durableId="799882068">
-    <w:abstractNumId w:val="8"/>
+    <w:abstractNumId w:val="10"/>
   </w:num>
   <w:num w:numId="26" w16cid:durableId="375475726">
-    <w:abstractNumId w:val="19"/>
+    <w:abstractNumId w:val="22"/>
   </w:num>
   <w:num w:numId="27" w16cid:durableId="597249411">
-    <w:abstractNumId w:val="22"/>
+    <w:abstractNumId w:val="25"/>
   </w:num>
   <w:num w:numId="28" w16cid:durableId="408815602">
     <w:abstractNumId w:val="2"/>
   </w:num>
   <w:num w:numId="29" w16cid:durableId="784544230">
-    <w:abstractNumId w:val="30"/>
+    <w:abstractNumId w:val="33"/>
   </w:num>
   <w:num w:numId="30" w16cid:durableId="642584568">
-    <w:abstractNumId w:val="21"/>
+    <w:abstractNumId w:val="24"/>
   </w:num>
   <w:num w:numId="31" w16cid:durableId="47649360">
-    <w:abstractNumId w:val="16"/>
+    <w:abstractNumId w:val="18"/>
+  </w:num>
+  <w:num w:numId="32" w16cid:durableId="1826124264">
+    <w:abstractNumId w:val="8"/>
+  </w:num>
+  <w:num w:numId="33" w16cid:durableId="1209948378">
+    <w:abstractNumId w:val="5"/>
+  </w:num>
+  <w:num w:numId="34" w16cid:durableId="681126035">
+    <w:abstractNumId w:val="21"/>
   </w:num>
 </w:numbering>
 </file>
@@ -21543,6 +22805,7 @@
   </w:latentStyles>
   <w:style w:type="paragraph" w:default="1" w:styleId="Normal">
     <w:name w:val="Normal"/>
+    <w:rsid w:val="00270516"/>
   </w:style>
   <w:style w:type="paragraph" w:styleId="Ttulo1">
     <w:name w:val="heading 1"/>
@@ -21908,7 +23171,8 @@
       <w:shd w:val="clear" w:color="auto" w:fill="E1DFDD"/>
     </w:rPr>
   </w:style>
-  <w:style w:type="table" w:customStyle="1" w:styleId="a">
+  <w:style w:type="table" w:customStyle="1" w:styleId="14">
+    <w:name w:val="14"/>
     <w:basedOn w:val="TableNormal0"/>
     <w:pPr>
       <w:spacing w:after="0" w:line="240" w:lineRule="auto"/>
@@ -21922,7 +23186,8 @@
       </w:tblCellMar>
     </w:tblPr>
   </w:style>
-  <w:style w:type="table" w:customStyle="1" w:styleId="a0">
+  <w:style w:type="table" w:customStyle="1" w:styleId="13">
+    <w:name w:val="13"/>
     <w:basedOn w:val="TableNormal0"/>
     <w:pPr>
       <w:spacing w:after="0" w:line="240" w:lineRule="auto"/>
@@ -21936,7 +23201,8 @@
       </w:tblCellMar>
     </w:tblPr>
   </w:style>
-  <w:style w:type="table" w:customStyle="1" w:styleId="a1">
+  <w:style w:type="table" w:customStyle="1" w:styleId="12">
+    <w:name w:val="12"/>
     <w:basedOn w:val="TableNormal0"/>
     <w:pPr>
       <w:spacing w:after="0" w:line="240" w:lineRule="auto"/>
@@ -21950,7 +23216,8 @@
       </w:tblCellMar>
     </w:tblPr>
   </w:style>
-  <w:style w:type="table" w:customStyle="1" w:styleId="a2">
+  <w:style w:type="table" w:customStyle="1" w:styleId="11">
+    <w:name w:val="11"/>
     <w:basedOn w:val="TableNormal0"/>
     <w:pPr>
       <w:spacing w:after="0" w:line="240" w:lineRule="auto"/>
@@ -21964,7 +23231,8 @@
       </w:tblCellMar>
     </w:tblPr>
   </w:style>
-  <w:style w:type="table" w:customStyle="1" w:styleId="a3">
+  <w:style w:type="table" w:customStyle="1" w:styleId="10">
+    <w:name w:val="10"/>
     <w:basedOn w:val="TableNormal0"/>
     <w:pPr>
       <w:spacing w:after="0" w:line="240" w:lineRule="auto"/>
@@ -21978,7 +23246,8 @@
       </w:tblCellMar>
     </w:tblPr>
   </w:style>
-  <w:style w:type="table" w:customStyle="1" w:styleId="a4">
+  <w:style w:type="table" w:customStyle="1" w:styleId="9">
+    <w:name w:val="9"/>
     <w:basedOn w:val="TableNormal0"/>
     <w:pPr>
       <w:spacing w:after="0" w:line="240" w:lineRule="auto"/>
@@ -21992,7 +23261,8 @@
       </w:tblCellMar>
     </w:tblPr>
   </w:style>
-  <w:style w:type="table" w:customStyle="1" w:styleId="a5">
+  <w:style w:type="table" w:customStyle="1" w:styleId="8">
+    <w:name w:val="8"/>
     <w:basedOn w:val="TableNormal0"/>
     <w:pPr>
       <w:spacing w:after="0" w:line="240" w:lineRule="auto"/>
@@ -22024,7 +23294,8 @@
       <w:szCs w:val="48"/>
     </w:rPr>
   </w:style>
-  <w:style w:type="table" w:customStyle="1" w:styleId="a6">
+  <w:style w:type="table" w:customStyle="1" w:styleId="7">
+    <w:name w:val="7"/>
     <w:basedOn w:val="TableNormal0"/>
     <w:pPr>
       <w:spacing w:after="0" w:line="240" w:lineRule="auto"/>
@@ -22038,7 +23309,8 @@
       </w:tblCellMar>
     </w:tblPr>
   </w:style>
-  <w:style w:type="table" w:customStyle="1" w:styleId="a7">
+  <w:style w:type="table" w:customStyle="1" w:styleId="6">
+    <w:name w:val="6"/>
     <w:basedOn w:val="TableNormal0"/>
     <w:pPr>
       <w:spacing w:after="0" w:line="240" w:lineRule="auto"/>
@@ -22052,7 +23324,8 @@
       </w:tblCellMar>
     </w:tblPr>
   </w:style>
-  <w:style w:type="table" w:customStyle="1" w:styleId="a8">
+  <w:style w:type="table" w:customStyle="1" w:styleId="5">
+    <w:name w:val="5"/>
     <w:basedOn w:val="TableNormal0"/>
     <w:pPr>
       <w:spacing w:after="0" w:line="240" w:lineRule="auto"/>
@@ -22066,7 +23339,8 @@
       </w:tblCellMar>
     </w:tblPr>
   </w:style>
-  <w:style w:type="table" w:customStyle="1" w:styleId="a9">
+  <w:style w:type="table" w:customStyle="1" w:styleId="4">
+    <w:name w:val="4"/>
     <w:basedOn w:val="TableNormal0"/>
     <w:pPr>
       <w:spacing w:after="0" w:line="240" w:lineRule="auto"/>
@@ -22080,7 +23354,8 @@
       </w:tblCellMar>
     </w:tblPr>
   </w:style>
-  <w:style w:type="table" w:customStyle="1" w:styleId="aa">
+  <w:style w:type="table" w:customStyle="1" w:styleId="3">
+    <w:name w:val="3"/>
     <w:basedOn w:val="TableNormal0"/>
     <w:pPr>
       <w:spacing w:after="0" w:line="240" w:lineRule="auto"/>
@@ -22094,7 +23369,8 @@
       </w:tblCellMar>
     </w:tblPr>
   </w:style>
-  <w:style w:type="table" w:customStyle="1" w:styleId="ab">
+  <w:style w:type="table" w:customStyle="1" w:styleId="2">
+    <w:name w:val="2"/>
     <w:basedOn w:val="TableNormal0"/>
     <w:pPr>
       <w:spacing w:after="0" w:line="240" w:lineRule="auto"/>
@@ -22108,7 +23384,8 @@
       </w:tblCellMar>
     </w:tblPr>
   </w:style>
-  <w:style w:type="table" w:customStyle="1" w:styleId="ac">
+  <w:style w:type="table" w:customStyle="1" w:styleId="1">
+    <w:name w:val="1"/>
     <w:basedOn w:val="TableNormal0"/>
     <w:pPr>
       <w:spacing w:after="0" w:line="240" w:lineRule="auto"/>
